--- a/QuickBite_A2_Team_Coding.docx
+++ b/QuickBite_A2_Team_Coding.docx
@@ -2631,7 +2631,1069 @@
         <w:pStyle w:val="ListBullet"/>
       </w:pPr>
       <w:r>
-        <w:t>Product Owner K still needs to confirm top-five priorities and Product Backlog order; this selection is the team’s current Sprint plan.</w:t>
+        <w:t xml:space="preserve">Product Owner K still needs to confirm </w:t>
+      </w:r>
+      <w:proofErr w:type="gramStart"/>
+      <w:r>
+        <w:t>top-five</w:t>
+      </w:r>
+      <w:proofErr w:type="gramEnd"/>
+      <w:r>
+        <w:t xml:space="preserve"> priorities and Product Backlog order; this selection is the team’s current Sprint plan.</w:t>
+      </w:r>
+    </w:p>
+    <w:p>
+      <w:pPr>
+        <w:pStyle w:val="ListBullet"/>
+        <w:numPr>
+          <w:ilvl w:val="0"/>
+          <w:numId w:val="0"/>
+        </w:numPr>
+        <w:ind w:left="360" w:hanging="360"/>
+      </w:pPr>
+    </w:p>
+    <w:p>
+      <w:pPr>
+        <w:pStyle w:val="ListBullet"/>
+        <w:numPr>
+          <w:ilvl w:val="0"/>
+          <w:numId w:val="0"/>
+        </w:numPr>
+        <w:ind w:left="360" w:hanging="360"/>
+      </w:pPr>
+    </w:p>
+    <w:p>
+      <w:pPr>
+        <w:pStyle w:val="ListBullet"/>
+        <w:numPr>
+          <w:ilvl w:val="0"/>
+          <w:numId w:val="0"/>
+        </w:numPr>
+        <w:rPr>
+          <w:rFonts w:asciiTheme="majorHAnsi" w:hAnsiTheme="majorHAnsi" w:cstheme="majorHAnsi"/>
+          <w:b/>
+          <w:bCs/>
+          <w:color w:val="365F91" w:themeColor="accent1" w:themeShade="BF"/>
+          <w:sz w:val="30"/>
+          <w:szCs w:val="30"/>
+          <w:lang w:val="en-CA"/>
+        </w:rPr>
+      </w:pPr>
+      <w:r>
+        <w:rPr>
+          <w:rFonts w:asciiTheme="majorHAnsi" w:hAnsiTheme="majorHAnsi" w:cstheme="majorHAnsi"/>
+          <w:b/>
+          <w:bCs/>
+          <w:color w:val="365F91" w:themeColor="accent1" w:themeShade="BF"/>
+          <w:sz w:val="30"/>
+          <w:szCs w:val="30"/>
+          <w:lang w:val="en-CA"/>
+        </w:rPr>
+        <w:t>8.</w:t>
+      </w:r>
+      <w:r>
+        <w:rPr>
+          <w:rFonts w:asciiTheme="majorHAnsi" w:hAnsiTheme="majorHAnsi" w:cstheme="majorHAnsi"/>
+          <w:b/>
+          <w:bCs/>
+          <w:color w:val="365F91" w:themeColor="accent1" w:themeShade="BF"/>
+          <w:sz w:val="30"/>
+          <w:szCs w:val="30"/>
+          <w:lang w:val="en-CA"/>
+        </w:rPr>
+        <w:t>Part G — Sprint Review</w:t>
+      </w:r>
+    </w:p>
+    <w:p>
+      <w:pPr>
+        <w:pStyle w:val="ListBullet"/>
+        <w:numPr>
+          <w:ilvl w:val="0"/>
+          <w:numId w:val="0"/>
+        </w:numPr>
+        <w:rPr>
+          <w:rFonts w:cstheme="majorHAnsi"/>
+          <w:szCs w:val="20"/>
+        </w:rPr>
+      </w:pPr>
+      <w:r>
+        <w:rPr>
+          <w:rFonts w:cstheme="majorHAnsi"/>
+          <w:szCs w:val="20"/>
+        </w:rPr>
+        <w:t xml:space="preserve">At the end of the Sprint, the team demonstrated the working </w:t>
+      </w:r>
+      <w:proofErr w:type="spellStart"/>
+      <w:r>
+        <w:rPr>
+          <w:rFonts w:cstheme="majorHAnsi"/>
+          <w:szCs w:val="20"/>
+        </w:rPr>
+        <w:t>QuickBite</w:t>
+      </w:r>
+      <w:proofErr w:type="spellEnd"/>
+      <w:r>
+        <w:rPr>
+          <w:rFonts w:cstheme="majorHAnsi"/>
+          <w:szCs w:val="20"/>
+        </w:rPr>
+        <w:t xml:space="preserve"> Increment. The demonstration showed the customer ordering flow, including browsing restaurants, viewing a restaurant menu, adding available items to the order, selecting quantities, viewing the current order, choosing a pickup time, and placing the order. This demonstrated the main features selected for the Sprint and supported the Sprint Goal.</w:t>
+      </w:r>
+    </w:p>
+    <w:p>
+      <w:pPr>
+        <w:pStyle w:val="ListBullet"/>
+        <w:numPr>
+          <w:ilvl w:val="0"/>
+          <w:numId w:val="0"/>
+        </w:numPr>
+        <w:rPr>
+          <w:rFonts w:cstheme="majorHAnsi"/>
+          <w:szCs w:val="20"/>
+        </w:rPr>
+      </w:pPr>
+    </w:p>
+    <w:p>
+      <w:pPr>
+        <w:pStyle w:val="ListBullet"/>
+        <w:numPr>
+          <w:ilvl w:val="0"/>
+          <w:numId w:val="0"/>
+        </w:numPr>
+        <w:ind w:left="360" w:hanging="360"/>
+        <w:rPr>
+          <w:rFonts w:cstheme="majorHAnsi"/>
+          <w:szCs w:val="20"/>
+          <w:lang w:val="en-CA"/>
+        </w:rPr>
+      </w:pPr>
+      <w:r>
+        <w:rPr>
+          <w:rFonts w:cstheme="majorHAnsi"/>
+          <w:szCs w:val="20"/>
+          <w:lang w:val="en-CA"/>
+        </w:rPr>
+        <w:t>During the Sprint Review, the stakeholder provided the following feedback:</w:t>
+      </w:r>
+    </w:p>
+    <w:p>
+      <w:pPr>
+        <w:pStyle w:val="ListBullet"/>
+        <w:numPr>
+          <w:ilvl w:val="0"/>
+          <w:numId w:val="0"/>
+        </w:numPr>
+        <w:ind w:left="360" w:hanging="360"/>
+        <w:rPr>
+          <w:rFonts w:cstheme="majorHAnsi"/>
+          <w:szCs w:val="20"/>
+          <w:lang w:val="en-CA"/>
+        </w:rPr>
+      </w:pPr>
+    </w:p>
+    <w:p>
+      <w:pPr>
+        <w:pStyle w:val="ListBullet"/>
+        <w:numPr>
+          <w:ilvl w:val="0"/>
+          <w:numId w:val="0"/>
+        </w:numPr>
+        <w:rPr>
+          <w:rFonts w:cstheme="majorHAnsi"/>
+          <w:szCs w:val="20"/>
+        </w:rPr>
+      </w:pPr>
+      <w:r>
+        <w:rPr>
+          <w:rFonts w:cstheme="majorHAnsi"/>
+          <w:b/>
+          <w:bCs/>
+          <w:szCs w:val="20"/>
+        </w:rPr>
+        <w:t xml:space="preserve">Feedback 1: </w:t>
+      </w:r>
+      <w:r>
+        <w:rPr>
+          <w:rFonts w:cstheme="majorHAnsi"/>
+          <w:szCs w:val="20"/>
+        </w:rPr>
+        <w:t>The customer should be able to remove an item from the current order before placing it.</w:t>
+      </w:r>
+      <w:r>
+        <w:rPr>
+          <w:rFonts w:cstheme="majorHAnsi"/>
+          <w:b/>
+          <w:bCs/>
+          <w:szCs w:val="20"/>
+        </w:rPr>
+        <w:br/>
+        <w:t xml:space="preserve">Decision: </w:t>
+      </w:r>
+      <w:r>
+        <w:rPr>
+          <w:rFonts w:cstheme="majorHAnsi"/>
+          <w:szCs w:val="20"/>
+        </w:rPr>
+        <w:t>Add/Modify Product Backlog Item.</w:t>
+      </w:r>
+      <w:r>
+        <w:rPr>
+          <w:rFonts w:cstheme="majorHAnsi"/>
+          <w:b/>
+          <w:bCs/>
+          <w:szCs w:val="20"/>
+        </w:rPr>
+        <w:br/>
+        <w:t xml:space="preserve">Action: </w:t>
+      </w:r>
+      <w:r>
+        <w:rPr>
+          <w:rFonts w:cstheme="majorHAnsi"/>
+          <w:szCs w:val="20"/>
+        </w:rPr>
+        <w:t>PBI-04 will be prioritized for a future Sprint so customers can remove unwanted items and modify their order before submission.</w:t>
+      </w:r>
+    </w:p>
+    <w:p>
+      <w:pPr>
+        <w:pStyle w:val="ListBullet"/>
+        <w:numPr>
+          <w:ilvl w:val="0"/>
+          <w:numId w:val="0"/>
+        </w:numPr>
+        <w:rPr>
+          <w:rFonts w:cstheme="majorHAnsi"/>
+          <w:szCs w:val="20"/>
+        </w:rPr>
+      </w:pPr>
+    </w:p>
+    <w:p>
+      <w:pPr>
+        <w:pStyle w:val="ListBullet"/>
+        <w:numPr>
+          <w:ilvl w:val="0"/>
+          <w:numId w:val="0"/>
+        </w:numPr>
+        <w:rPr>
+          <w:rFonts w:cstheme="majorHAnsi"/>
+          <w:szCs w:val="20"/>
+          <w:lang w:val="en-CA"/>
+        </w:rPr>
+      </w:pPr>
+      <w:r>
+        <w:rPr>
+          <w:rFonts w:cstheme="majorHAnsi"/>
+          <w:b/>
+          <w:bCs/>
+          <w:szCs w:val="20"/>
+        </w:rPr>
+        <w:t>Feedback 2:</w:t>
+      </w:r>
+      <w:r>
+        <w:rPr>
+          <w:rFonts w:cstheme="majorHAnsi"/>
+          <w:szCs w:val="20"/>
+        </w:rPr>
+        <w:t xml:space="preserve"> The order confirmation should clearly show the restaurant, selected items, quantities, total price, and pickup time.</w:t>
+      </w:r>
+      <w:r>
+        <w:rPr>
+          <w:rFonts w:cstheme="majorHAnsi"/>
+          <w:szCs w:val="20"/>
+        </w:rPr>
+        <w:br/>
+      </w:r>
+      <w:r>
+        <w:rPr>
+          <w:rFonts w:cstheme="majorHAnsi"/>
+          <w:b/>
+          <w:bCs/>
+          <w:szCs w:val="20"/>
+        </w:rPr>
+        <w:t>Decision:</w:t>
+      </w:r>
+      <w:r>
+        <w:rPr>
+          <w:rFonts w:cstheme="majorHAnsi"/>
+          <w:szCs w:val="20"/>
+        </w:rPr>
+        <w:t xml:space="preserve"> Accept.</w:t>
+      </w:r>
+      <w:r>
+        <w:rPr>
+          <w:rFonts w:cstheme="majorHAnsi"/>
+          <w:szCs w:val="20"/>
+        </w:rPr>
+        <w:br/>
+      </w:r>
+      <w:r>
+        <w:rPr>
+          <w:rFonts w:cstheme="majorHAnsi"/>
+          <w:b/>
+          <w:bCs/>
+          <w:szCs w:val="20"/>
+        </w:rPr>
+        <w:t>Action:</w:t>
+      </w:r>
+      <w:r>
+        <w:rPr>
+          <w:rFonts w:cstheme="majorHAnsi"/>
+          <w:szCs w:val="20"/>
+        </w:rPr>
+        <w:t xml:space="preserve"> PBI-06 will be updated to make the order confirmation more detailed and clear for the customer.</w:t>
+      </w:r>
+    </w:p>
+    <w:p>
+      <w:pPr>
+        <w:pStyle w:val="ListBullet"/>
+        <w:numPr>
+          <w:ilvl w:val="0"/>
+          <w:numId w:val="0"/>
+        </w:numPr>
+        <w:rPr>
+          <w:rFonts w:cstheme="majorHAnsi"/>
+          <w:szCs w:val="20"/>
+          <w:lang w:val="en-CA"/>
+        </w:rPr>
+      </w:pPr>
+    </w:p>
+    <w:p>
+      <w:pPr>
+        <w:pStyle w:val="ListBullet"/>
+        <w:numPr>
+          <w:ilvl w:val="0"/>
+          <w:numId w:val="0"/>
+        </w:numPr>
+        <w:rPr>
+          <w:rFonts w:cstheme="majorHAnsi"/>
+          <w:szCs w:val="20"/>
+        </w:rPr>
+      </w:pPr>
+      <w:r>
+        <w:rPr>
+          <w:rFonts w:cstheme="majorHAnsi"/>
+          <w:b/>
+          <w:bCs/>
+          <w:szCs w:val="20"/>
+        </w:rPr>
+        <w:t>Feedback 3:</w:t>
+      </w:r>
+      <w:r>
+        <w:rPr>
+          <w:rFonts w:cstheme="majorHAnsi"/>
+          <w:szCs w:val="20"/>
+        </w:rPr>
+        <w:t xml:space="preserve"> Customers should be able to easily check the status of their order after placing it.</w:t>
+      </w:r>
+      <w:r>
+        <w:rPr>
+          <w:rFonts w:cstheme="majorHAnsi"/>
+          <w:szCs w:val="20"/>
+        </w:rPr>
+        <w:br/>
+      </w:r>
+      <w:r>
+        <w:rPr>
+          <w:rFonts w:cstheme="majorHAnsi"/>
+          <w:b/>
+          <w:bCs/>
+          <w:szCs w:val="20"/>
+        </w:rPr>
+        <w:t>Decision:</w:t>
+      </w:r>
+      <w:r>
+        <w:rPr>
+          <w:rFonts w:cstheme="majorHAnsi"/>
+          <w:szCs w:val="20"/>
+        </w:rPr>
+        <w:t xml:space="preserve"> Accept.</w:t>
+      </w:r>
+      <w:r>
+        <w:rPr>
+          <w:rFonts w:cstheme="majorHAnsi"/>
+          <w:szCs w:val="20"/>
+        </w:rPr>
+        <w:br/>
+      </w:r>
+      <w:r>
+        <w:rPr>
+          <w:rFonts w:cstheme="majorHAnsi"/>
+          <w:b/>
+          <w:bCs/>
+          <w:szCs w:val="20"/>
+        </w:rPr>
+        <w:t>Action:</w:t>
+      </w:r>
+      <w:r>
+        <w:rPr>
+          <w:rFonts w:cstheme="majorHAnsi"/>
+          <w:szCs w:val="20"/>
+        </w:rPr>
+        <w:t xml:space="preserve"> PBI-07, View Order Status, will remain a priority for a future Sprint so customers can see whether their order is Received, Preparing, Ready for Pickup, or Completed.</w:t>
+      </w:r>
+    </w:p>
+    <w:p>
+      <w:pPr>
+        <w:pStyle w:val="ListBullet"/>
+        <w:numPr>
+          <w:ilvl w:val="0"/>
+          <w:numId w:val="0"/>
+        </w:numPr>
+        <w:rPr>
+          <w:rFonts w:cstheme="majorHAnsi"/>
+          <w:szCs w:val="20"/>
+        </w:rPr>
+      </w:pPr>
+    </w:p>
+    <w:p>
+      <w:pPr>
+        <w:pStyle w:val="ListBullet"/>
+        <w:numPr>
+          <w:ilvl w:val="0"/>
+          <w:numId w:val="0"/>
+        </w:numPr>
+        <w:rPr>
+          <w:rFonts w:cstheme="majorHAnsi"/>
+          <w:szCs w:val="20"/>
+        </w:rPr>
+      </w:pPr>
+      <w:r>
+        <w:rPr>
+          <w:rFonts w:cstheme="majorHAnsi"/>
+          <w:b/>
+          <w:bCs/>
+          <w:szCs w:val="20"/>
+        </w:rPr>
+        <w:t>Increment → Feedback → Learning → Backlog Adaptation:</w:t>
+      </w:r>
+      <w:r>
+        <w:rPr>
+          <w:rFonts w:cstheme="majorHAnsi"/>
+          <w:szCs w:val="20"/>
+        </w:rPr>
+        <w:br/>
+        <w:t>The team demonstrated the working Increment, collected stakeholder feedback, identified improvements, and used this information to update and reprioritize the Product Backlog.</w:t>
+      </w:r>
+    </w:p>
+    <w:p>
+      <w:pPr>
+        <w:pStyle w:val="ListBullet"/>
+        <w:numPr>
+          <w:ilvl w:val="0"/>
+          <w:numId w:val="0"/>
+        </w:numPr>
+        <w:rPr>
+          <w:rFonts w:cstheme="majorHAnsi"/>
+          <w:szCs w:val="20"/>
+        </w:rPr>
+      </w:pPr>
+    </w:p>
+    <w:p>
+      <w:pPr>
+        <w:pStyle w:val="ListBullet"/>
+        <w:numPr>
+          <w:ilvl w:val="0"/>
+          <w:numId w:val="0"/>
+        </w:numPr>
+        <w:rPr>
+          <w:rFonts w:cstheme="majorHAnsi"/>
+          <w:szCs w:val="20"/>
+          <w:lang w:val="en-CA"/>
+        </w:rPr>
+      </w:pPr>
+      <w:r>
+        <w:rPr>
+          <w:rFonts w:cstheme="majorHAnsi"/>
+          <w:szCs w:val="20"/>
+        </w:rPr>
+        <w:lastRenderedPageBreak/>
+        <w:t>The Sprint Review helped the team identify improvements that were not fully included in the current Increment. The feedback showed that the basic ordering flow works, but pickup-time availability, order confirmation, and order-status visibility can be improved. The Product Backlog will be adapted based on this feedback for future development.</w:t>
+      </w:r>
+    </w:p>
+    <w:p>
+      <w:pPr>
+        <w:pStyle w:val="ListBullet"/>
+        <w:numPr>
+          <w:ilvl w:val="0"/>
+          <w:numId w:val="0"/>
+        </w:numPr>
+        <w:ind w:left="360" w:hanging="360"/>
+        <w:rPr>
+          <w:lang w:val="en-CA"/>
+        </w:rPr>
+      </w:pPr>
+    </w:p>
+    <w:p>
+      <w:pPr>
+        <w:pStyle w:val="ListBullet"/>
+        <w:numPr>
+          <w:ilvl w:val="0"/>
+          <w:numId w:val="0"/>
+        </w:numPr>
+        <w:ind w:left="360" w:hanging="360"/>
+        <w:rPr>
+          <w:rFonts w:asciiTheme="majorHAnsi" w:hAnsiTheme="majorHAnsi" w:cstheme="majorHAnsi"/>
+          <w:b/>
+          <w:bCs/>
+          <w:color w:val="365F91" w:themeColor="accent1" w:themeShade="BF"/>
+          <w:sz w:val="30"/>
+          <w:szCs w:val="30"/>
+          <w:lang w:val="en-CA"/>
+        </w:rPr>
+      </w:pPr>
+      <w:r>
+        <w:rPr>
+          <w:rFonts w:asciiTheme="majorHAnsi" w:hAnsiTheme="majorHAnsi" w:cstheme="majorHAnsi"/>
+          <w:b/>
+          <w:bCs/>
+          <w:color w:val="365F91" w:themeColor="accent1" w:themeShade="BF"/>
+          <w:sz w:val="30"/>
+          <w:szCs w:val="30"/>
+          <w:lang w:val="en-CA"/>
+        </w:rPr>
+        <w:t>9.</w:t>
+      </w:r>
+      <w:r>
+        <w:rPr>
+          <w:rFonts w:asciiTheme="majorHAnsi" w:hAnsiTheme="majorHAnsi" w:cstheme="majorHAnsi"/>
+          <w:b/>
+          <w:bCs/>
+          <w:color w:val="365F91" w:themeColor="accent1" w:themeShade="BF"/>
+          <w:sz w:val="30"/>
+          <w:szCs w:val="30"/>
+          <w:lang w:val="en-CA"/>
+        </w:rPr>
+        <w:t>Part H — Sprint Retrospective</w:t>
+      </w:r>
+      <w:r>
+        <w:rPr>
+          <w:rFonts w:asciiTheme="majorHAnsi" w:hAnsiTheme="majorHAnsi" w:cstheme="majorHAnsi"/>
+          <w:b/>
+          <w:bCs/>
+          <w:color w:val="365F91" w:themeColor="accent1" w:themeShade="BF"/>
+          <w:sz w:val="30"/>
+          <w:szCs w:val="30"/>
+          <w:lang w:val="en-CA"/>
+        </w:rPr>
+        <w:t>:</w:t>
+      </w:r>
+    </w:p>
+    <w:p>
+      <w:pPr>
+        <w:pStyle w:val="ListBullet"/>
+        <w:numPr>
+          <w:ilvl w:val="0"/>
+          <w:numId w:val="0"/>
+        </w:numPr>
+        <w:rPr>
+          <w:rFonts w:cstheme="majorHAnsi"/>
+          <w:szCs w:val="20"/>
+        </w:rPr>
+      </w:pPr>
+      <w:r>
+        <w:rPr>
+          <w:rFonts w:cstheme="majorHAnsi"/>
+          <w:b/>
+          <w:bCs/>
+          <w:color w:val="365F91" w:themeColor="accent1" w:themeShade="BF"/>
+          <w:szCs w:val="20"/>
+          <w:lang w:val="en-CA"/>
+        </w:rPr>
+        <w:t xml:space="preserve"> </w:t>
+      </w:r>
+      <w:r>
+        <w:rPr>
+          <w:rFonts w:cstheme="majorHAnsi"/>
+          <w:szCs w:val="20"/>
+        </w:rPr>
+        <w:t>At the end of the Sprint, the four team members discussed how the Sprint went and what could be improved for the next Sprint.</w:t>
+      </w:r>
+    </w:p>
+    <w:p>
+      <w:pPr>
+        <w:pStyle w:val="ListBullet"/>
+        <w:numPr>
+          <w:ilvl w:val="0"/>
+          <w:numId w:val="0"/>
+        </w:numPr>
+        <w:rPr>
+          <w:rFonts w:cstheme="majorHAnsi"/>
+          <w:szCs w:val="20"/>
+        </w:rPr>
+      </w:pPr>
+    </w:p>
+    <w:p>
+      <w:pPr>
+        <w:pStyle w:val="ListBullet"/>
+        <w:numPr>
+          <w:ilvl w:val="0"/>
+          <w:numId w:val="0"/>
+        </w:numPr>
+        <w:rPr>
+          <w:rFonts w:cstheme="majorHAnsi"/>
+          <w:szCs w:val="20"/>
+          <w:lang w:val="en-CA"/>
+        </w:rPr>
+      </w:pPr>
+      <w:r>
+        <w:rPr>
+          <w:rFonts w:cstheme="majorHAnsi"/>
+          <w:b/>
+          <w:bCs/>
+          <w:szCs w:val="20"/>
+        </w:rPr>
+        <w:t>What went well:</w:t>
+      </w:r>
+      <w:r>
+        <w:rPr>
+          <w:rFonts w:cstheme="majorHAnsi"/>
+          <w:b/>
+          <w:bCs/>
+          <w:szCs w:val="20"/>
+        </w:rPr>
+        <w:br/>
+      </w:r>
+      <w:r>
+        <w:rPr>
+          <w:rFonts w:cstheme="majorHAnsi"/>
+          <w:szCs w:val="20"/>
+        </w:rPr>
+        <w:t xml:space="preserve">The team divided the technical work between all four members, which allowed everyone to contribute to the </w:t>
+      </w:r>
+      <w:proofErr w:type="spellStart"/>
+      <w:r>
+        <w:rPr>
+          <w:rFonts w:cstheme="majorHAnsi"/>
+          <w:szCs w:val="20"/>
+        </w:rPr>
+        <w:t>QuickBite</w:t>
+      </w:r>
+      <w:proofErr w:type="spellEnd"/>
+      <w:r>
+        <w:rPr>
+          <w:rFonts w:cstheme="majorHAnsi"/>
+          <w:szCs w:val="20"/>
+        </w:rPr>
+        <w:t xml:space="preserve"> Increment. GitHub Projects helped the team organize the tasks and track the progress of the Sprint. Using separate branches and pull requests also helped the team combine everyone's work into one project.</w:t>
+      </w:r>
+    </w:p>
+    <w:p>
+      <w:pPr>
+        <w:pStyle w:val="ListBullet"/>
+        <w:numPr>
+          <w:ilvl w:val="0"/>
+          <w:numId w:val="0"/>
+        </w:numPr>
+        <w:rPr>
+          <w:lang w:val="en-CA"/>
+        </w:rPr>
+      </w:pPr>
+    </w:p>
+    <w:p>
+      <w:pPr>
+        <w:pStyle w:val="ListBullet"/>
+        <w:numPr>
+          <w:ilvl w:val="0"/>
+          <w:numId w:val="0"/>
+        </w:numPr>
+      </w:pPr>
+      <w:r>
+        <w:rPr>
+          <w:b/>
+          <w:bCs/>
+        </w:rPr>
+        <w:t>What did not go well:</w:t>
+      </w:r>
+      <w:r>
+        <w:br/>
+        <w:t>Some tasks took longer than expected because different parts of the project depended on other team members' work. There were also some problems when merging code, which required additional fixes and testing.</w:t>
+      </w:r>
+    </w:p>
+    <w:p>
+      <w:pPr>
+        <w:pStyle w:val="ListBullet"/>
+        <w:numPr>
+          <w:ilvl w:val="0"/>
+          <w:numId w:val="0"/>
+        </w:numPr>
+      </w:pPr>
+    </w:p>
+    <w:p>
+      <w:pPr>
+        <w:pStyle w:val="ListBullet"/>
+        <w:numPr>
+          <w:ilvl w:val="0"/>
+          <w:numId w:val="0"/>
+        </w:numPr>
+      </w:pPr>
+      <w:r>
+        <w:rPr>
+          <w:b/>
+          <w:bCs/>
+        </w:rPr>
+        <w:t>What slowed the team down:</w:t>
+      </w:r>
+      <w:r>
+        <w:br/>
+        <w:t>Dependencies between tasks slowed the team down. For example, the cart depended on the menu data, and connecting the cart to the final order depended on the pickup-time functionality. This meant some work had to wait until another part was ready. This matches the dependencies identified in the team's plan.</w:t>
+      </w:r>
+    </w:p>
+    <w:p>
+      <w:pPr>
+        <w:pStyle w:val="ListBullet"/>
+        <w:numPr>
+          <w:ilvl w:val="0"/>
+          <w:numId w:val="0"/>
+        </w:numPr>
+      </w:pPr>
+    </w:p>
+    <w:p>
+      <w:pPr>
+        <w:pStyle w:val="ListBullet"/>
+        <w:numPr>
+          <w:ilvl w:val="0"/>
+          <w:numId w:val="0"/>
+        </w:numPr>
+      </w:pPr>
+      <w:r>
+        <w:rPr>
+          <w:b/>
+          <w:bCs/>
+        </w:rPr>
+        <w:t>What helped collaboration:</w:t>
+      </w:r>
+      <w:r>
+        <w:br/>
+        <w:t xml:space="preserve">GitHub, GitHub Projects, branches, pull requests, and communication between team members helped the team coordinate the work. Team members shared information such as restaurant IDs, menu-item data, cart information, and </w:t>
+      </w:r>
+      <w:proofErr w:type="gramStart"/>
+      <w:r>
+        <w:t>pickup</w:t>
+      </w:r>
+      <w:proofErr w:type="gramEnd"/>
+      <w:r>
+        <w:t>-time information so the different features could work together.</w:t>
+      </w:r>
+    </w:p>
+    <w:p>
+      <w:pPr>
+        <w:pStyle w:val="ListBullet"/>
+        <w:numPr>
+          <w:ilvl w:val="0"/>
+          <w:numId w:val="0"/>
+        </w:numPr>
+      </w:pPr>
+    </w:p>
+    <w:p>
+      <w:pPr>
+        <w:pStyle w:val="ListBullet"/>
+        <w:numPr>
+          <w:ilvl w:val="0"/>
+          <w:numId w:val="0"/>
+        </w:numPr>
+      </w:pPr>
+      <w:r>
+        <w:rPr>
+          <w:b/>
+          <w:bCs/>
+        </w:rPr>
+        <w:t>Definition of Done:</w:t>
+      </w:r>
+      <w:r>
+        <w:br/>
+        <w:t>The Definition of Done helped the team avoid considering a task complete only because the code was written. The team also needed to test the functionality, review the work, integrate it with the project, and make sure the acceptance criteria were met. This follows the team's coding and integration process.</w:t>
+      </w:r>
+    </w:p>
+    <w:p>
+      <w:pPr>
+        <w:pStyle w:val="ListBullet"/>
+        <w:numPr>
+          <w:ilvl w:val="0"/>
+          <w:numId w:val="0"/>
+        </w:numPr>
+      </w:pPr>
+    </w:p>
+    <w:p>
+      <w:pPr>
+        <w:pStyle w:val="ListBullet"/>
+        <w:numPr>
+          <w:ilvl w:val="0"/>
+          <w:numId w:val="0"/>
+        </w:numPr>
+      </w:pPr>
+      <w:r>
+        <w:rPr>
+          <w:b/>
+          <w:bCs/>
+        </w:rPr>
+        <w:t>Improvement Action 1:</w:t>
+      </w:r>
+      <w:r>
+        <w:br/>
+        <w:t>For the next Sprint, the team will identify dependencies between tasks earlier and agree on shared data structures before starting development. This will reduce waiting time and integration problems.</w:t>
+      </w:r>
+    </w:p>
+    <w:p>
+      <w:pPr>
+        <w:pStyle w:val="ListBullet"/>
+        <w:numPr>
+          <w:ilvl w:val="0"/>
+          <w:numId w:val="0"/>
+        </w:numPr>
+      </w:pPr>
+    </w:p>
+    <w:p>
+      <w:pPr>
+        <w:pStyle w:val="ListBullet"/>
+        <w:numPr>
+          <w:ilvl w:val="0"/>
+          <w:numId w:val="0"/>
+        </w:numPr>
+      </w:pPr>
+      <w:r>
+        <w:rPr>
+          <w:b/>
+          <w:bCs/>
+        </w:rPr>
+        <w:t>Improvement Action 2:</w:t>
+      </w:r>
+      <w:r>
+        <w:br/>
+        <w:t>For the next Sprint, the team will start code reviews and integration testing earlier instead of waiting until several features are completed. This will help identify merge conflicts and integration problems sooner.</w:t>
+      </w:r>
+    </w:p>
+    <w:p>
+      <w:pPr>
+        <w:pStyle w:val="ListBullet"/>
+        <w:numPr>
+          <w:ilvl w:val="0"/>
+          <w:numId w:val="0"/>
+        </w:numPr>
+      </w:pPr>
+    </w:p>
+    <w:p>
+      <w:pPr>
+        <w:pStyle w:val="ListBullet"/>
+        <w:numPr>
+          <w:ilvl w:val="0"/>
+          <w:numId w:val="0"/>
+        </w:numPr>
+        <w:rPr>
+          <w:rFonts w:asciiTheme="majorHAnsi" w:hAnsiTheme="majorHAnsi" w:cstheme="majorHAnsi"/>
+          <w:b/>
+          <w:bCs/>
+          <w:color w:val="365F91" w:themeColor="accent1" w:themeShade="BF"/>
+          <w:sz w:val="30"/>
+          <w:szCs w:val="30"/>
+        </w:rPr>
+      </w:pPr>
+      <w:r>
+        <w:rPr>
+          <w:rFonts w:asciiTheme="majorHAnsi" w:hAnsiTheme="majorHAnsi" w:cstheme="majorHAnsi"/>
+          <w:b/>
+          <w:bCs/>
+          <w:color w:val="365F91" w:themeColor="accent1" w:themeShade="BF"/>
+          <w:sz w:val="30"/>
+          <w:szCs w:val="30"/>
+        </w:rPr>
+        <w:t>10. Agile Reflection</w:t>
+      </w:r>
+    </w:p>
+    <w:p>
+      <w:pPr>
+        <w:pStyle w:val="ListBullet"/>
+        <w:numPr>
+          <w:ilvl w:val="0"/>
+          <w:numId w:val="0"/>
+        </w:numPr>
+      </w:pPr>
+    </w:p>
+    <w:p>
+      <w:pPr>
+        <w:pStyle w:val="ListBullet"/>
+        <w:numPr>
+          <w:ilvl w:val="0"/>
+          <w:numId w:val="0"/>
+        </w:numPr>
+      </w:pPr>
+      <w:r>
+        <w:t xml:space="preserve">The </w:t>
+      </w:r>
+      <w:proofErr w:type="spellStart"/>
+      <w:r>
+        <w:t>QuickBite</w:t>
+      </w:r>
+      <w:proofErr w:type="spellEnd"/>
+      <w:r>
+        <w:t xml:space="preserve"> project demonstrated Agile practices through the way the team planned, developed, tested, and improved the system during the Sprint.</w:t>
+      </w:r>
+    </w:p>
+    <w:p>
+      <w:pPr>
+        <w:pStyle w:val="ListBullet"/>
+        <w:numPr>
+          <w:ilvl w:val="0"/>
+          <w:numId w:val="0"/>
+        </w:numPr>
+      </w:pPr>
+    </w:p>
+    <w:p>
+      <w:pPr>
+        <w:pStyle w:val="ListBullet"/>
+        <w:numPr>
+          <w:ilvl w:val="0"/>
+          <w:numId w:val="0"/>
+        </w:numPr>
+      </w:pPr>
+      <w:r>
+        <w:rPr>
+          <w:b/>
+          <w:bCs/>
+        </w:rPr>
+        <w:t>Incremental Delivery:</w:t>
+      </w:r>
+      <w:r>
+        <w:br/>
+        <w:t xml:space="preserve">The team focused on a small working part of </w:t>
+      </w:r>
+      <w:proofErr w:type="spellStart"/>
+      <w:r>
+        <w:t>QuickBite</w:t>
+      </w:r>
+      <w:proofErr w:type="spellEnd"/>
+      <w:r>
+        <w:t xml:space="preserve"> instead of trying to build the entire system. The Sprint Increment </w:t>
+      </w:r>
+      <w:r>
+        <w:lastRenderedPageBreak/>
+        <w:t>focused on the customer ordering flow, including browsing restaurants, viewing menus, adding items, selecting a pickup time, and placing an order. This followed the Sprint Goal.</w:t>
+      </w:r>
+    </w:p>
+    <w:p>
+      <w:pPr>
+        <w:pStyle w:val="ListBullet"/>
+        <w:numPr>
+          <w:ilvl w:val="0"/>
+          <w:numId w:val="0"/>
+        </w:numPr>
+      </w:pPr>
+    </w:p>
+    <w:p>
+      <w:pPr>
+        <w:pStyle w:val="ListBullet"/>
+        <w:numPr>
+          <w:ilvl w:val="0"/>
+          <w:numId w:val="0"/>
+        </w:numPr>
+      </w:pPr>
+      <w:r>
+        <w:rPr>
+          <w:b/>
+          <w:bCs/>
+        </w:rPr>
+        <w:t>Responding to Change:</w:t>
+      </w:r>
+      <w:r>
+        <w:br/>
+        <w:t>The team responded to the new requirement about restaurant workload and pickup-time availability. Instead of automatically changing the whole Sprint, the team considered how the requirement affected the existing backlog and what should be handled in future work.</w:t>
+      </w:r>
+    </w:p>
+    <w:p>
+      <w:pPr>
+        <w:pStyle w:val="ListBullet"/>
+        <w:numPr>
+          <w:ilvl w:val="0"/>
+          <w:numId w:val="0"/>
+        </w:numPr>
+      </w:pPr>
+    </w:p>
+    <w:p>
+      <w:pPr>
+        <w:pStyle w:val="ListBullet"/>
+        <w:numPr>
+          <w:ilvl w:val="0"/>
+          <w:numId w:val="0"/>
+        </w:numPr>
+      </w:pPr>
+      <w:r>
+        <w:rPr>
+          <w:b/>
+          <w:bCs/>
+        </w:rPr>
+        <w:t>Working Software and Technical Quality:</w:t>
+      </w:r>
+      <w:r>
+        <w:br/>
+        <w:t>The team produced actual working software instead of only planning the features. Team members used GitHub branches and pull requests, tested their assigned tasks, integrated the different features, and fixed problems that appeared during integration. The team also used the Definition of Done to make sure work was tested and reviewed before being considered complete</w:t>
+      </w:r>
+    </w:p>
+    <w:p>
+      <w:pPr>
+        <w:pStyle w:val="ListBullet"/>
+        <w:numPr>
+          <w:ilvl w:val="0"/>
+          <w:numId w:val="0"/>
+        </w:numPr>
+      </w:pPr>
+    </w:p>
+    <w:p>
+      <w:pPr>
+        <w:pStyle w:val="ListBullet"/>
+        <w:numPr>
+          <w:ilvl w:val="0"/>
+          <w:numId w:val="0"/>
+        </w:numPr>
+      </w:pPr>
+      <w:r>
+        <w:rPr>
+          <w:b/>
+          <w:bCs/>
+        </w:rPr>
+        <w:t>Stakeholder Feedback:</w:t>
+      </w:r>
+      <w:r>
+        <w:br/>
+        <w:t xml:space="preserve">During the Sprint Review, the team used stakeholder feedback to identify improvements to the product. The feedback helped the team identify improvements related to modifying an order, improving the order confirmation, and </w:t>
+      </w:r>
+      <w:proofErr w:type="gramStart"/>
+      <w:r>
+        <w:t>viewing</w:t>
+      </w:r>
+      <w:proofErr w:type="gramEnd"/>
+      <w:r>
+        <w:t xml:space="preserve"> the order status. These ideas were used to adapt the Product Backlog for future development.</w:t>
+      </w:r>
+    </w:p>
+    <w:p>
+      <w:pPr>
+        <w:pStyle w:val="ListBullet"/>
+        <w:numPr>
+          <w:ilvl w:val="0"/>
+          <w:numId w:val="0"/>
+        </w:numPr>
+      </w:pPr>
+    </w:p>
+    <w:p>
+      <w:pPr>
+        <w:pStyle w:val="ListBullet"/>
+        <w:numPr>
+          <w:ilvl w:val="0"/>
+          <w:numId w:val="0"/>
+        </w:numPr>
+        <w:rPr>
+          <w:lang w:val="en-CA"/>
+        </w:rPr>
+      </w:pPr>
+      <w:r>
+        <w:rPr>
+          <w:b/>
+          <w:bCs/>
+        </w:rPr>
+        <w:t>Continuous Improvement:</w:t>
+      </w:r>
+      <w:r>
+        <w:br/>
+        <w:t>During the Sprint Retrospective, the team identified problems such as task dependencies and integration difficulties. For the next Sprint, the team decided to identify dependencies earlier and begin code reviews and integration testing sooner. This allows the team to learn from the current Sprint and improve how it works in the future.</w:t>
       </w:r>
     </w:p>
     <w:sectPr>
@@ -3261,6 +4323,155 @@
     </w:lvl>
   </w:abstractNum>
   <w:abstractNum w:abstractNumId="9" w15:restartNumberingAfterBreak="0">
+    <w:nsid w:val="092869A3"/>
+    <w:multiLevelType w:val="multilevel"/>
+    <w:tmpl w:val="DF427802"/>
+    <w:lvl w:ilvl="0">
+      <w:start w:val="1"/>
+      <w:numFmt w:val="bullet"/>
+      <w:lvlText w:val=""/>
+      <w:lvlJc w:val="left"/>
+      <w:pPr>
+        <w:tabs>
+          <w:tab w:val="num" w:pos="720"/>
+        </w:tabs>
+        <w:ind w:left="720" w:hanging="360"/>
+      </w:pPr>
+      <w:rPr>
+        <w:rFonts w:ascii="Symbol" w:hAnsi="Symbol" w:hint="default"/>
+        <w:sz w:val="20"/>
+      </w:rPr>
+    </w:lvl>
+    <w:lvl w:ilvl="1" w:tentative="1">
+      <w:start w:val="1"/>
+      <w:numFmt w:val="bullet"/>
+      <w:lvlText w:val="o"/>
+      <w:lvlJc w:val="left"/>
+      <w:pPr>
+        <w:tabs>
+          <w:tab w:val="num" w:pos="1440"/>
+        </w:tabs>
+        <w:ind w:left="1440" w:hanging="360"/>
+      </w:pPr>
+      <w:rPr>
+        <w:rFonts w:ascii="Courier New" w:hAnsi="Courier New" w:hint="default"/>
+        <w:sz w:val="20"/>
+      </w:rPr>
+    </w:lvl>
+    <w:lvl w:ilvl="2" w:tentative="1">
+      <w:start w:val="1"/>
+      <w:numFmt w:val="bullet"/>
+      <w:lvlText w:val=""/>
+      <w:lvlJc w:val="left"/>
+      <w:pPr>
+        <w:tabs>
+          <w:tab w:val="num" w:pos="2160"/>
+        </w:tabs>
+        <w:ind w:left="2160" w:hanging="360"/>
+      </w:pPr>
+      <w:rPr>
+        <w:rFonts w:ascii="Wingdings" w:hAnsi="Wingdings" w:hint="default"/>
+        <w:sz w:val="20"/>
+      </w:rPr>
+    </w:lvl>
+    <w:lvl w:ilvl="3" w:tentative="1">
+      <w:start w:val="1"/>
+      <w:numFmt w:val="bullet"/>
+      <w:lvlText w:val=""/>
+      <w:lvlJc w:val="left"/>
+      <w:pPr>
+        <w:tabs>
+          <w:tab w:val="num" w:pos="2880"/>
+        </w:tabs>
+        <w:ind w:left="2880" w:hanging="360"/>
+      </w:pPr>
+      <w:rPr>
+        <w:rFonts w:ascii="Wingdings" w:hAnsi="Wingdings" w:hint="default"/>
+        <w:sz w:val="20"/>
+      </w:rPr>
+    </w:lvl>
+    <w:lvl w:ilvl="4" w:tentative="1">
+      <w:start w:val="1"/>
+      <w:numFmt w:val="bullet"/>
+      <w:lvlText w:val=""/>
+      <w:lvlJc w:val="left"/>
+      <w:pPr>
+        <w:tabs>
+          <w:tab w:val="num" w:pos="3600"/>
+        </w:tabs>
+        <w:ind w:left="3600" w:hanging="360"/>
+      </w:pPr>
+      <w:rPr>
+        <w:rFonts w:ascii="Wingdings" w:hAnsi="Wingdings" w:hint="default"/>
+        <w:sz w:val="20"/>
+      </w:rPr>
+    </w:lvl>
+    <w:lvl w:ilvl="5" w:tentative="1">
+      <w:start w:val="1"/>
+      <w:numFmt w:val="bullet"/>
+      <w:lvlText w:val=""/>
+      <w:lvlJc w:val="left"/>
+      <w:pPr>
+        <w:tabs>
+          <w:tab w:val="num" w:pos="4320"/>
+        </w:tabs>
+        <w:ind w:left="4320" w:hanging="360"/>
+      </w:pPr>
+      <w:rPr>
+        <w:rFonts w:ascii="Wingdings" w:hAnsi="Wingdings" w:hint="default"/>
+        <w:sz w:val="20"/>
+      </w:rPr>
+    </w:lvl>
+    <w:lvl w:ilvl="6" w:tentative="1">
+      <w:start w:val="1"/>
+      <w:numFmt w:val="bullet"/>
+      <w:lvlText w:val=""/>
+      <w:lvlJc w:val="left"/>
+      <w:pPr>
+        <w:tabs>
+          <w:tab w:val="num" w:pos="5040"/>
+        </w:tabs>
+        <w:ind w:left="5040" w:hanging="360"/>
+      </w:pPr>
+      <w:rPr>
+        <w:rFonts w:ascii="Wingdings" w:hAnsi="Wingdings" w:hint="default"/>
+        <w:sz w:val="20"/>
+      </w:rPr>
+    </w:lvl>
+    <w:lvl w:ilvl="7" w:tentative="1">
+      <w:start w:val="1"/>
+      <w:numFmt w:val="bullet"/>
+      <w:lvlText w:val=""/>
+      <w:lvlJc w:val="left"/>
+      <w:pPr>
+        <w:tabs>
+          <w:tab w:val="num" w:pos="5760"/>
+        </w:tabs>
+        <w:ind w:left="5760" w:hanging="360"/>
+      </w:pPr>
+      <w:rPr>
+        <w:rFonts w:ascii="Wingdings" w:hAnsi="Wingdings" w:hint="default"/>
+        <w:sz w:val="20"/>
+      </w:rPr>
+    </w:lvl>
+    <w:lvl w:ilvl="8" w:tentative="1">
+      <w:start w:val="1"/>
+      <w:numFmt w:val="bullet"/>
+      <w:lvlText w:val=""/>
+      <w:lvlJc w:val="left"/>
+      <w:pPr>
+        <w:tabs>
+          <w:tab w:val="num" w:pos="6480"/>
+        </w:tabs>
+        <w:ind w:left="6480" w:hanging="360"/>
+      </w:pPr>
+      <w:rPr>
+        <w:rFonts w:ascii="Wingdings" w:hAnsi="Wingdings" w:hint="default"/>
+        <w:sz w:val="20"/>
+      </w:rPr>
+    </w:lvl>
+  </w:abstractNum>
+  <w:abstractNum w:abstractNumId="10" w15:restartNumberingAfterBreak="0">
     <w:nsid w:val="0D547D4A"/>
     <w:multiLevelType w:val="multilevel"/>
     <w:tmpl w:val="9F3C2A74"/>
@@ -3409,7 +4620,156 @@
       </w:rPr>
     </w:lvl>
   </w:abstractNum>
-  <w:abstractNum w:abstractNumId="10" w15:restartNumberingAfterBreak="0">
+  <w:abstractNum w:abstractNumId="11" w15:restartNumberingAfterBreak="0">
+    <w:nsid w:val="1B7E754D"/>
+    <w:multiLevelType w:val="multilevel"/>
+    <w:tmpl w:val="AA2869E6"/>
+    <w:lvl w:ilvl="0">
+      <w:start w:val="1"/>
+      <w:numFmt w:val="bullet"/>
+      <w:lvlText w:val=""/>
+      <w:lvlJc w:val="left"/>
+      <w:pPr>
+        <w:tabs>
+          <w:tab w:val="num" w:pos="720"/>
+        </w:tabs>
+        <w:ind w:left="720" w:hanging="360"/>
+      </w:pPr>
+      <w:rPr>
+        <w:rFonts w:ascii="Symbol" w:hAnsi="Symbol" w:hint="default"/>
+        <w:sz w:val="20"/>
+      </w:rPr>
+    </w:lvl>
+    <w:lvl w:ilvl="1" w:tentative="1">
+      <w:start w:val="1"/>
+      <w:numFmt w:val="bullet"/>
+      <w:lvlText w:val="o"/>
+      <w:lvlJc w:val="left"/>
+      <w:pPr>
+        <w:tabs>
+          <w:tab w:val="num" w:pos="1440"/>
+        </w:tabs>
+        <w:ind w:left="1440" w:hanging="360"/>
+      </w:pPr>
+      <w:rPr>
+        <w:rFonts w:ascii="Courier New" w:hAnsi="Courier New" w:hint="default"/>
+        <w:sz w:val="20"/>
+      </w:rPr>
+    </w:lvl>
+    <w:lvl w:ilvl="2" w:tentative="1">
+      <w:start w:val="1"/>
+      <w:numFmt w:val="bullet"/>
+      <w:lvlText w:val=""/>
+      <w:lvlJc w:val="left"/>
+      <w:pPr>
+        <w:tabs>
+          <w:tab w:val="num" w:pos="2160"/>
+        </w:tabs>
+        <w:ind w:left="2160" w:hanging="360"/>
+      </w:pPr>
+      <w:rPr>
+        <w:rFonts w:ascii="Wingdings" w:hAnsi="Wingdings" w:hint="default"/>
+        <w:sz w:val="20"/>
+      </w:rPr>
+    </w:lvl>
+    <w:lvl w:ilvl="3" w:tentative="1">
+      <w:start w:val="1"/>
+      <w:numFmt w:val="bullet"/>
+      <w:lvlText w:val=""/>
+      <w:lvlJc w:val="left"/>
+      <w:pPr>
+        <w:tabs>
+          <w:tab w:val="num" w:pos="2880"/>
+        </w:tabs>
+        <w:ind w:left="2880" w:hanging="360"/>
+      </w:pPr>
+      <w:rPr>
+        <w:rFonts w:ascii="Wingdings" w:hAnsi="Wingdings" w:hint="default"/>
+        <w:sz w:val="20"/>
+      </w:rPr>
+    </w:lvl>
+    <w:lvl w:ilvl="4" w:tentative="1">
+      <w:start w:val="1"/>
+      <w:numFmt w:val="bullet"/>
+      <w:lvlText w:val=""/>
+      <w:lvlJc w:val="left"/>
+      <w:pPr>
+        <w:tabs>
+          <w:tab w:val="num" w:pos="3600"/>
+        </w:tabs>
+        <w:ind w:left="3600" w:hanging="360"/>
+      </w:pPr>
+      <w:rPr>
+        <w:rFonts w:ascii="Wingdings" w:hAnsi="Wingdings" w:hint="default"/>
+        <w:sz w:val="20"/>
+      </w:rPr>
+    </w:lvl>
+    <w:lvl w:ilvl="5" w:tentative="1">
+      <w:start w:val="1"/>
+      <w:numFmt w:val="bullet"/>
+      <w:lvlText w:val=""/>
+      <w:lvlJc w:val="left"/>
+      <w:pPr>
+        <w:tabs>
+          <w:tab w:val="num" w:pos="4320"/>
+        </w:tabs>
+        <w:ind w:left="4320" w:hanging="360"/>
+      </w:pPr>
+      <w:rPr>
+        <w:rFonts w:ascii="Wingdings" w:hAnsi="Wingdings" w:hint="default"/>
+        <w:sz w:val="20"/>
+      </w:rPr>
+    </w:lvl>
+    <w:lvl w:ilvl="6" w:tentative="1">
+      <w:start w:val="1"/>
+      <w:numFmt w:val="bullet"/>
+      <w:lvlText w:val=""/>
+      <w:lvlJc w:val="left"/>
+      <w:pPr>
+        <w:tabs>
+          <w:tab w:val="num" w:pos="5040"/>
+        </w:tabs>
+        <w:ind w:left="5040" w:hanging="360"/>
+      </w:pPr>
+      <w:rPr>
+        <w:rFonts w:ascii="Wingdings" w:hAnsi="Wingdings" w:hint="default"/>
+        <w:sz w:val="20"/>
+      </w:rPr>
+    </w:lvl>
+    <w:lvl w:ilvl="7" w:tentative="1">
+      <w:start w:val="1"/>
+      <w:numFmt w:val="bullet"/>
+      <w:lvlText w:val=""/>
+      <w:lvlJc w:val="left"/>
+      <w:pPr>
+        <w:tabs>
+          <w:tab w:val="num" w:pos="5760"/>
+        </w:tabs>
+        <w:ind w:left="5760" w:hanging="360"/>
+      </w:pPr>
+      <w:rPr>
+        <w:rFonts w:ascii="Wingdings" w:hAnsi="Wingdings" w:hint="default"/>
+        <w:sz w:val="20"/>
+      </w:rPr>
+    </w:lvl>
+    <w:lvl w:ilvl="8" w:tentative="1">
+      <w:start w:val="1"/>
+      <w:numFmt w:val="bullet"/>
+      <w:lvlText w:val=""/>
+      <w:lvlJc w:val="left"/>
+      <w:pPr>
+        <w:tabs>
+          <w:tab w:val="num" w:pos="6480"/>
+        </w:tabs>
+        <w:ind w:left="6480" w:hanging="360"/>
+      </w:pPr>
+      <w:rPr>
+        <w:rFonts w:ascii="Wingdings" w:hAnsi="Wingdings" w:hint="default"/>
+        <w:sz w:val="20"/>
+      </w:rPr>
+    </w:lvl>
+  </w:abstractNum>
+  <w:abstractNum w:abstractNumId="12" w15:restartNumberingAfterBreak="0">
     <w:nsid w:val="22EB3A11"/>
     <w:multiLevelType w:val="multilevel"/>
     <w:tmpl w:val="DC90425A"/>
@@ -3558,7 +4918,7 @@
       </w:rPr>
     </w:lvl>
   </w:abstractNum>
-  <w:abstractNum w:abstractNumId="11" w15:restartNumberingAfterBreak="0">
+  <w:abstractNum w:abstractNumId="13" w15:restartNumberingAfterBreak="0">
     <w:nsid w:val="25961B8E"/>
     <w:multiLevelType w:val="multilevel"/>
     <w:tmpl w:val="9D9283AE"/>
@@ -3707,7 +5067,156 @@
       </w:rPr>
     </w:lvl>
   </w:abstractNum>
-  <w:abstractNum w:abstractNumId="12" w15:restartNumberingAfterBreak="0">
+  <w:abstractNum w:abstractNumId="14" w15:restartNumberingAfterBreak="0">
+    <w:nsid w:val="33C83A4C"/>
+    <w:multiLevelType w:val="multilevel"/>
+    <w:tmpl w:val="648A9654"/>
+    <w:lvl w:ilvl="0">
+      <w:start w:val="1"/>
+      <w:numFmt w:val="bullet"/>
+      <w:lvlText w:val=""/>
+      <w:lvlJc w:val="left"/>
+      <w:pPr>
+        <w:tabs>
+          <w:tab w:val="num" w:pos="720"/>
+        </w:tabs>
+        <w:ind w:left="720" w:hanging="360"/>
+      </w:pPr>
+      <w:rPr>
+        <w:rFonts w:ascii="Symbol" w:hAnsi="Symbol" w:hint="default"/>
+        <w:sz w:val="20"/>
+      </w:rPr>
+    </w:lvl>
+    <w:lvl w:ilvl="1" w:tentative="1">
+      <w:start w:val="1"/>
+      <w:numFmt w:val="bullet"/>
+      <w:lvlText w:val="o"/>
+      <w:lvlJc w:val="left"/>
+      <w:pPr>
+        <w:tabs>
+          <w:tab w:val="num" w:pos="1440"/>
+        </w:tabs>
+        <w:ind w:left="1440" w:hanging="360"/>
+      </w:pPr>
+      <w:rPr>
+        <w:rFonts w:ascii="Courier New" w:hAnsi="Courier New" w:hint="default"/>
+        <w:sz w:val="20"/>
+      </w:rPr>
+    </w:lvl>
+    <w:lvl w:ilvl="2" w:tentative="1">
+      <w:start w:val="1"/>
+      <w:numFmt w:val="bullet"/>
+      <w:lvlText w:val=""/>
+      <w:lvlJc w:val="left"/>
+      <w:pPr>
+        <w:tabs>
+          <w:tab w:val="num" w:pos="2160"/>
+        </w:tabs>
+        <w:ind w:left="2160" w:hanging="360"/>
+      </w:pPr>
+      <w:rPr>
+        <w:rFonts w:ascii="Wingdings" w:hAnsi="Wingdings" w:hint="default"/>
+        <w:sz w:val="20"/>
+      </w:rPr>
+    </w:lvl>
+    <w:lvl w:ilvl="3" w:tentative="1">
+      <w:start w:val="1"/>
+      <w:numFmt w:val="bullet"/>
+      <w:lvlText w:val=""/>
+      <w:lvlJc w:val="left"/>
+      <w:pPr>
+        <w:tabs>
+          <w:tab w:val="num" w:pos="2880"/>
+        </w:tabs>
+        <w:ind w:left="2880" w:hanging="360"/>
+      </w:pPr>
+      <w:rPr>
+        <w:rFonts w:ascii="Wingdings" w:hAnsi="Wingdings" w:hint="default"/>
+        <w:sz w:val="20"/>
+      </w:rPr>
+    </w:lvl>
+    <w:lvl w:ilvl="4" w:tentative="1">
+      <w:start w:val="1"/>
+      <w:numFmt w:val="bullet"/>
+      <w:lvlText w:val=""/>
+      <w:lvlJc w:val="left"/>
+      <w:pPr>
+        <w:tabs>
+          <w:tab w:val="num" w:pos="3600"/>
+        </w:tabs>
+        <w:ind w:left="3600" w:hanging="360"/>
+      </w:pPr>
+      <w:rPr>
+        <w:rFonts w:ascii="Wingdings" w:hAnsi="Wingdings" w:hint="default"/>
+        <w:sz w:val="20"/>
+      </w:rPr>
+    </w:lvl>
+    <w:lvl w:ilvl="5" w:tentative="1">
+      <w:start w:val="1"/>
+      <w:numFmt w:val="bullet"/>
+      <w:lvlText w:val=""/>
+      <w:lvlJc w:val="left"/>
+      <w:pPr>
+        <w:tabs>
+          <w:tab w:val="num" w:pos="4320"/>
+        </w:tabs>
+        <w:ind w:left="4320" w:hanging="360"/>
+      </w:pPr>
+      <w:rPr>
+        <w:rFonts w:ascii="Wingdings" w:hAnsi="Wingdings" w:hint="default"/>
+        <w:sz w:val="20"/>
+      </w:rPr>
+    </w:lvl>
+    <w:lvl w:ilvl="6" w:tentative="1">
+      <w:start w:val="1"/>
+      <w:numFmt w:val="bullet"/>
+      <w:lvlText w:val=""/>
+      <w:lvlJc w:val="left"/>
+      <w:pPr>
+        <w:tabs>
+          <w:tab w:val="num" w:pos="5040"/>
+        </w:tabs>
+        <w:ind w:left="5040" w:hanging="360"/>
+      </w:pPr>
+      <w:rPr>
+        <w:rFonts w:ascii="Wingdings" w:hAnsi="Wingdings" w:hint="default"/>
+        <w:sz w:val="20"/>
+      </w:rPr>
+    </w:lvl>
+    <w:lvl w:ilvl="7" w:tentative="1">
+      <w:start w:val="1"/>
+      <w:numFmt w:val="bullet"/>
+      <w:lvlText w:val=""/>
+      <w:lvlJc w:val="left"/>
+      <w:pPr>
+        <w:tabs>
+          <w:tab w:val="num" w:pos="5760"/>
+        </w:tabs>
+        <w:ind w:left="5760" w:hanging="360"/>
+      </w:pPr>
+      <w:rPr>
+        <w:rFonts w:ascii="Wingdings" w:hAnsi="Wingdings" w:hint="default"/>
+        <w:sz w:val="20"/>
+      </w:rPr>
+    </w:lvl>
+    <w:lvl w:ilvl="8" w:tentative="1">
+      <w:start w:val="1"/>
+      <w:numFmt w:val="bullet"/>
+      <w:lvlText w:val=""/>
+      <w:lvlJc w:val="left"/>
+      <w:pPr>
+        <w:tabs>
+          <w:tab w:val="num" w:pos="6480"/>
+        </w:tabs>
+        <w:ind w:left="6480" w:hanging="360"/>
+      </w:pPr>
+      <w:rPr>
+        <w:rFonts w:ascii="Wingdings" w:hAnsi="Wingdings" w:hint="default"/>
+        <w:sz w:val="20"/>
+      </w:rPr>
+    </w:lvl>
+  </w:abstractNum>
+  <w:abstractNum w:abstractNumId="15" w15:restartNumberingAfterBreak="0">
     <w:nsid w:val="6FAB3386"/>
     <w:multiLevelType w:val="multilevel"/>
     <w:tmpl w:val="D7849678"/>
@@ -3884,16 +5393,25 @@
     <w:abstractNumId w:val="0"/>
   </w:num>
   <w:num w:numId="10" w16cid:durableId="536428290">
+    <w:abstractNumId w:val="13"/>
+  </w:num>
+  <w:num w:numId="11" w16cid:durableId="2056275302">
+    <w:abstractNumId w:val="15"/>
+  </w:num>
+  <w:num w:numId="12" w16cid:durableId="1962373001">
+    <w:abstractNumId w:val="10"/>
+  </w:num>
+  <w:num w:numId="13" w16cid:durableId="23756049">
+    <w:abstractNumId w:val="12"/>
+  </w:num>
+  <w:num w:numId="14" w16cid:durableId="2044136608">
     <w:abstractNumId w:val="11"/>
   </w:num>
-  <w:num w:numId="11" w16cid:durableId="2056275302">
-    <w:abstractNumId w:val="12"/>
-  </w:num>
-  <w:num w:numId="12" w16cid:durableId="1962373001">
+  <w:num w:numId="15" w16cid:durableId="793214008">
     <w:abstractNumId w:val="9"/>
   </w:num>
-  <w:num w:numId="13" w16cid:durableId="23756049">
-    <w:abstractNumId w:val="10"/>
+  <w:num w:numId="16" w16cid:durableId="1209878542">
+    <w:abstractNumId w:val="14"/>
   </w:num>
 </w:numbering>
 </file>
@@ -4503,7 +6021,6 @@
   <w:style w:type="character" w:default="1" w:styleId="DefaultParagraphFont">
     <w:name w:val="Default Paragraph Font"/>
     <w:uiPriority w:val="1"/>
-    <w:semiHidden/>
     <w:unhideWhenUsed/>
   </w:style>
   <w:style w:type="table" w:default="1" w:styleId="TableNormal">

--- a/QuickBite_A2_Team_Coding.docx
+++ b/QuickBite_A2_Team_Coding.docx
@@ -1,6 +1,6 @@
 
 <file path=word/document.xml><?xml version="1.0" encoding="utf-8"?>
-<w:document xmlns:wpc="http://schemas.microsoft.com/office/word/2010/wordprocessingCanvas" xmlns:cx="http://schemas.microsoft.com/office/drawing/2014/chartex" xmlns:cx1="http://schemas.microsoft.com/office/drawing/2015/9/8/chartex" xmlns:cx2="http://schemas.microsoft.com/office/drawing/2015/10/21/chartex" xmlns:cx3="http://schemas.microsoft.com/office/drawing/2016/5/9/chartex" xmlns:cx4="http://schemas.microsoft.com/office/drawing/2016/5/10/chartex" xmlns:cx5="http://schemas.microsoft.com/office/drawing/2016/5/11/chartex" xmlns:cx6="http://schemas.microsoft.com/office/drawing/2016/5/12/chartex" xmlns:cx7="http://schemas.microsoft.com/office/drawing/2016/5/13/chartex" xmlns:cx8="http://schemas.microsoft.com/office/drawing/2016/5/14/chartex" xmlns:mc="http://schemas.openxmlformats.org/markup-compatibility/2006" xmlns:aink="http://schemas.microsoft.com/office/drawing/2016/ink" xmlns:am3d="http://schemas.microsoft.com/office/drawing/2017/model3d" xmlns:o="urn:schemas-microsoft-com:office:office" xmlns:oel="http://schemas.microsoft.com/office/2019/extlst" xmlns:r="http://schemas.openxmlformats.org/officeDocument/2006/relationships" xmlns:m="http://schemas.openxmlformats.org/officeDocument/2006/math" xmlns:v="urn:schemas-microsoft-com:vml" xmlns:wp14="http://schemas.microsoft.com/office/word/2010/wordprocessingDrawing" xmlns:wp="http://schemas.openxmlformats.org/drawingml/2006/wordprocessingDrawing" xmlns:w10="urn:schemas-microsoft-com:office:word" xmlns:w="http://schemas.openxmlformats.org/wordprocessingml/2006/main" xmlns:w14="http://schemas.microsoft.com/office/word/2010/wordml" xmlns:w15="http://schemas.microsoft.com/office/word/2012/wordml" xmlns:w16cex="http://schemas.microsoft.com/office/word/2018/wordml/cex" xmlns:w16cid="http://schemas.microsoft.com/office/word/2016/wordml/cid" xmlns:w16="http://schemas.microsoft.com/office/word/2018/wordml" xmlns:w16du="http://schemas.microsoft.com/office/word/2023/wordml/word16du" xmlns:w16sdtdh="http://schemas.microsoft.com/office/word/2020/wordml/sdtdatahash" xmlns:w16sdtfl="http://schemas.microsoft.com/office/word/2024/wordml/sdtformatlock" xmlns:w16se="http://schemas.microsoft.com/office/word/2015/wordml/symex" xmlns:wpg="http://schemas.microsoft.com/office/word/2010/wordprocessingGroup" xmlns:wpi="http://schemas.microsoft.com/office/word/2010/wordprocessingInk" xmlns:wne="http://schemas.microsoft.com/office/word/2006/wordml" xmlns:wps="http://schemas.microsoft.com/office/word/2010/wordprocessingShape" mc:Ignorable="w14 w15 w16se w16cid w16 w16cex w16sdtdh w16sdtfl w16du wp14">
+<w:document xmlns:wpc="http://schemas.microsoft.com/office/word/2010/wordprocessingCanvas" xmlns:cx="http://schemas.microsoft.com/office/drawing/2014/chartex" xmlns:cx1="http://schemas.microsoft.com/office/drawing/2015/9/8/chartex" xmlns:cx2="http://schemas.microsoft.com/office/drawing/2015/10/21/chartex" xmlns:cx3="http://schemas.microsoft.com/office/drawing/2016/5/9/chartex" xmlns:cx4="http://schemas.microsoft.com/office/drawing/2016/5/10/chartex" xmlns:cx5="http://schemas.microsoft.com/office/drawing/2016/5/11/chartex" xmlns:cx6="http://schemas.microsoft.com/office/drawing/2016/5/12/chartex" xmlns:cx7="http://schemas.microsoft.com/office/drawing/2016/5/13/chartex" xmlns:cx8="http://schemas.microsoft.com/office/drawing/2016/5/14/chartex" xmlns:mc="http://schemas.openxmlformats.org/markup-compatibility/2006" xmlns:m="http://schemas.openxmlformats.org/officeDocument/2006/math" xmlns:aink="http://schemas.microsoft.com/office/drawing/2016/ink" xmlns:am3d="http://schemas.microsoft.com/office/drawing/2017/model3d" xmlns:oel="http://schemas.microsoft.com/office/2019/extlst" xmlns:r="http://schemas.openxmlformats.org/officeDocument/2006/relationships" xmlns:wp14="http://schemas.microsoft.com/office/word/2010/wordprocessingDrawing" xmlns:wp="http://schemas.openxmlformats.org/drawingml/2006/wordprocessingDrawing" xmlns:wpg="http://schemas.microsoft.com/office/word/2010/wordprocessingGroup" xmlns:wpi="http://schemas.microsoft.com/office/word/2010/wordprocessingInk" xmlns:wps="http://schemas.microsoft.com/office/word/2010/wordprocessingShape" xmlns:o="urn:schemas-microsoft-com:office:office" xmlns:v="urn:schemas-microsoft-com:vml" xmlns:w10="urn:schemas-microsoft-com:office:word" xmlns:w="http://schemas.openxmlformats.org/wordprocessingml/2006/main" xmlns:w14="http://schemas.microsoft.com/office/word/2010/wordml" xmlns:w15="http://schemas.microsoft.com/office/word/2012/wordml" xmlns:w16cex="http://schemas.microsoft.com/office/word/2018/wordml/cex" xmlns:w16cid="http://schemas.microsoft.com/office/word/2016/wordml/cid" xmlns:w16="http://schemas.microsoft.com/office/word/2018/wordml" xmlns:w16sdtdh="http://schemas.microsoft.com/office/word/2020/wordml/sdtdatahash" xmlns:w16sdtfl="http://schemas.microsoft.com/office/word/2024/wordml/sdtformatlock" xmlns:w16se="http://schemas.microsoft.com/office/word/2015/wordml/symex" xmlns:w16du="http://schemas.microsoft.com/office/word/2023/wordml/word16du" xmlns:wne="http://schemas.microsoft.com/office/word/2006/wordml" mc:Ignorable="w14 w15 w16se w16cid w16 w16cex w16sdtdh w16sdtfl w16du wp14">
   <w:body>
     <w:p>
       <w:pPr>
@@ -92,9 +92,9 @@
         <w:tblLook w:val="04A0" w:firstRow="1" w:lastRow="0" w:firstColumn="1" w:lastColumn="0" w:noHBand="0" w:noVBand="1"/>
       </w:tblPr>
       <w:tblGrid>
-        <w:gridCol w:w="3456"/>
-        <w:gridCol w:w="3456"/>
-        <w:gridCol w:w="3456"/>
+        <w:gridCol w:w="3452"/>
+        <w:gridCol w:w="3453"/>
+        <w:gridCol w:w="3453"/>
       </w:tblGrid>
       <w:tr>
         <w:trPr>
@@ -346,12 +346,12 @@
         <w:tblLook w:val="04A0" w:firstRow="1" w:lastRow="0" w:firstColumn="1" w:lastColumn="0" w:noHBand="0" w:noVBand="1"/>
       </w:tblPr>
       <w:tblGrid>
-        <w:gridCol w:w="1728"/>
-        <w:gridCol w:w="1728"/>
-        <w:gridCol w:w="1728"/>
-        <w:gridCol w:w="1728"/>
-        <w:gridCol w:w="1728"/>
-        <w:gridCol w:w="1728"/>
+        <w:gridCol w:w="1725"/>
+        <w:gridCol w:w="1727"/>
+        <w:gridCol w:w="1727"/>
+        <w:gridCol w:w="1727"/>
+        <w:gridCol w:w="1726"/>
+        <w:gridCol w:w="1726"/>
       </w:tblGrid>
       <w:tr>
         <w:trPr>
@@ -1522,9 +1522,9 @@
         <w:tblLook w:val="04A0" w:firstRow="1" w:lastRow="0" w:firstColumn="1" w:lastColumn="0" w:noHBand="0" w:noVBand="1"/>
       </w:tblPr>
       <w:tblGrid>
-        <w:gridCol w:w="3456"/>
-        <w:gridCol w:w="3456"/>
-        <w:gridCol w:w="3456"/>
+        <w:gridCol w:w="3453"/>
+        <w:gridCol w:w="3452"/>
+        <w:gridCol w:w="3453"/>
       </w:tblGrid>
       <w:tr>
         <w:trPr>
@@ -2631,7 +2631,1183 @@
         <w:pStyle w:val="ListBullet"/>
       </w:pPr>
       <w:r>
-        <w:t>Product Owner K still needs to confirm top-five priorities and Product Backlog order; this selection is the team’s current Sprint plan.</w:t>
+        <w:t xml:space="preserve">Product Owner K still needs to confirm </w:t>
+      </w:r>
+      <w:proofErr w:type="gramStart"/>
+      <w:r>
+        <w:t>top-five</w:t>
+      </w:r>
+      <w:proofErr w:type="gramEnd"/>
+      <w:r>
+        <w:t xml:space="preserve"> priorities and Product Backlog order; this selection is the team’s current Sprint plan.</w:t>
+      </w:r>
+    </w:p>
+    <w:p>
+      <w:pPr>
+        <w:pStyle w:val="ListBullet"/>
+        <w:numPr>
+          <w:ilvl w:val="0"/>
+          <w:numId w:val="0"/>
+        </w:numPr>
+      </w:pPr>
+    </w:p>
+    <w:p>
+      <w:pPr>
+        <w:pStyle w:val="ListBullet"/>
+        <w:numPr>
+          <w:ilvl w:val="0"/>
+          <w:numId w:val="0"/>
+        </w:numPr>
+        <w:rPr>
+          <w:rFonts w:asciiTheme="majorHAnsi" w:hAnsiTheme="majorHAnsi" w:cstheme="majorHAnsi"/>
+          <w:b/>
+          <w:bCs/>
+          <w:color w:val="365F91" w:themeColor="accent1" w:themeShade="BF"/>
+          <w:sz w:val="30"/>
+          <w:szCs w:val="30"/>
+          <w:lang w:val="en-CA"/>
+        </w:rPr>
+      </w:pPr>
+      <w:r>
+        <w:rPr>
+          <w:rFonts w:asciiTheme="majorHAnsi" w:hAnsiTheme="majorHAnsi" w:cstheme="majorHAnsi"/>
+          <w:b/>
+          <w:bCs/>
+          <w:color w:val="365F91" w:themeColor="accent1" w:themeShade="BF"/>
+          <w:sz w:val="30"/>
+          <w:szCs w:val="30"/>
+          <w:lang w:val="en-CA"/>
+        </w:rPr>
+        <w:t>Part C — Sprint Planning</w:t>
+      </w:r>
+    </w:p>
+    <w:p>
+      <w:r>
+        <w:t>Our Sprint Goal was to build a basic customer ordering flow for QuickBite. Customers should be able to browse restaurants, view a menu, add available items to an order, select a pickup time, and place the order.</w:t>
+      </w:r>
+    </w:p>
+    <w:p>
+      <w:r>
+        <w:t>We selected five Product Backlog Items: Browse Restaurants, View Restaurant Menu, Add Items to Order, Select Pickup Time, and Place Order. These totalled 16 story points and were divided into 28 smaller tasks on GitHub.</w:t>
+      </w:r>
+    </w:p>
+    <w:p>
+      <w:r>
+        <w:t>The planned capacity was 10 hours per member, for a total of 40 hours. Dhruv was responsible for restaurant browsing, order storage, confirmation, and final integration. Ray handled the menu data, menu page, restaurant filtering, and item availability. Jou handled the cart, quantities, and current-order display. Karim handled pickup-time selection, validation, and order submission.</w:t>
+      </w:r>
+    </w:p>
+    <w:p>
+      <w:r>
+        <w:t>The tasks depended on each other. For example, the menu needed the restaurant IDs, and the cart needed the menu-item data. We agreed to share these details so the different features could connect.</w:t>
+      </w:r>
+    </w:p>
+    <w:p>
+      <w:r>
+        <w:t>We used GitHub Projects to track tasks and separate branches and pull requests to combine our work. Our agreed process required testing, review, integration, and meeting the acceptance criteria before marking work Done.</w:t>
+      </w:r>
+    </w:p>
+    <w:p>
+      <w:pPr>
+        <w:pStyle w:val="ListBullet"/>
+        <w:numPr>
+          <w:ilvl w:val="0"/>
+          <w:numId w:val="0"/>
+        </w:numPr>
+        <w:ind w:left="360"/>
+        <w:rPr>
+          <w:rFonts w:cstheme="majorHAnsi"/>
+          <w:szCs w:val="20"/>
+        </w:rPr>
+      </w:pPr>
+    </w:p>
+    <w:p>
+      <w:pPr>
+        <w:pStyle w:val="ListBullet"/>
+        <w:numPr>
+          <w:ilvl w:val="0"/>
+          <w:numId w:val="0"/>
+        </w:numPr>
+        <w:rPr>
+          <w:rFonts w:asciiTheme="majorHAnsi" w:hAnsiTheme="majorHAnsi" w:cstheme="majorHAnsi"/>
+          <w:b/>
+          <w:bCs/>
+          <w:color w:val="365F91" w:themeColor="accent1" w:themeShade="BF"/>
+          <w:sz w:val="30"/>
+          <w:szCs w:val="30"/>
+          <w:lang w:val="en-CA"/>
+        </w:rPr>
+      </w:pPr>
+      <w:r>
+        <w:rPr>
+          <w:rFonts w:asciiTheme="majorHAnsi" w:hAnsiTheme="majorHAnsi" w:cstheme="majorHAnsi"/>
+          <w:b/>
+          <w:bCs/>
+          <w:color w:val="365F91" w:themeColor="accent1" w:themeShade="BF"/>
+          <w:sz w:val="30"/>
+          <w:szCs w:val="30"/>
+          <w:lang w:val="en-CA"/>
+        </w:rPr>
+        <w:t>Part D — Working Increment</w:t>
+      </w:r>
+    </w:p>
+    <w:p>
+      <w:r>
+        <w:t xml:space="preserve">We developed </w:t>
+      </w:r>
+      <w:proofErr w:type="spellStart"/>
+      <w:r>
+        <w:t>QuickBite</w:t>
+      </w:r>
+      <w:proofErr w:type="spellEnd"/>
+      <w:r>
+        <w:t xml:space="preserve"> using HTML, CSS, and JavaScript. The work was split between the four team members, with each person building their assigned features on a separate Git branch before combining the changes through pull requests.</w:t>
+      </w:r>
+    </w:p>
+    <w:p>
+      <w:r>
+        <w:t>My contribution was the restaurant menu and item availability. I created the menu data and menu page, connected the selected restaurant to its menu, and displayed each item’s name, price, and availability. Each menu item had a unique ID and restaurant ID so it could work with Jou’s cart functionality. Unavailable items had their Add to Order button disabled, with an additional availability check in the click handler.</w:t>
+      </w:r>
+    </w:p>
+    <w:p>
+      <w:r>
+        <w:lastRenderedPageBreak/>
+        <w:t>I tested Pizza Palace, Burger House, and Sushi Spot using Live Server. Each restaurant displayed its own menu. Garlic Bread, Fries, and Miso Soup were unavailable and could not be added through the buttons. Available items could be added: two Margherita pizzas showed $25.98, one Classic Burger showed $9.99, and one California Roll showed $8.99.</w:t>
+      </w:r>
+    </w:p>
+    <w:p/>
+    <w:p>
+      <w:r>
+        <w:t>During integration testing, I also found that clicking Place Order did nothing, both with and without a pickup time selected. I reported this separately in GitHub issue #42. A fix was later merged through pull request #43, but the updated order submission still needed to be retested.</w:t>
+      </w:r>
+    </w:p>
+    <w:p>
+      <w:r>
+        <w:t>I recorded my menu and availability testing in issue #20 and attached screenshots as evidence. My six assigned tasks were marked Done on the GitHub project board.</w:t>
+      </w:r>
+    </w:p>
+    <w:p>
+      <w:pPr>
+        <w:pStyle w:val="ListBullet"/>
+        <w:numPr>
+          <w:ilvl w:val="0"/>
+          <w:numId w:val="0"/>
+        </w:numPr>
+        <w:ind w:left="360" w:hanging="360"/>
+        <w:rPr>
+          <w:lang w:val="en-CA"/>
+        </w:rPr>
+      </w:pPr>
+    </w:p>
+    <w:p>
+      <w:pPr>
+        <w:pStyle w:val="ListBullet"/>
+        <w:numPr>
+          <w:ilvl w:val="0"/>
+          <w:numId w:val="0"/>
+        </w:numPr>
+        <w:ind w:left="360" w:hanging="360"/>
+      </w:pPr>
+    </w:p>
+    <w:p>
+      <w:pPr>
+        <w:pStyle w:val="ListBullet"/>
+        <w:numPr>
+          <w:ilvl w:val="0"/>
+          <w:numId w:val="0"/>
+        </w:numPr>
+        <w:rPr>
+          <w:rFonts w:asciiTheme="majorHAnsi" w:hAnsiTheme="majorHAnsi" w:cstheme="majorHAnsi"/>
+          <w:b/>
+          <w:bCs/>
+          <w:color w:val="365F91" w:themeColor="accent1" w:themeShade="BF"/>
+          <w:sz w:val="30"/>
+          <w:szCs w:val="30"/>
+          <w:lang w:val="en-CA"/>
+        </w:rPr>
+      </w:pPr>
+      <w:r>
+        <w:rPr>
+          <w:rFonts w:asciiTheme="majorHAnsi" w:hAnsiTheme="majorHAnsi" w:cstheme="majorHAnsi"/>
+          <w:b/>
+          <w:bCs/>
+          <w:color w:val="365F91" w:themeColor="accent1" w:themeShade="BF"/>
+          <w:sz w:val="30"/>
+          <w:szCs w:val="30"/>
+          <w:lang w:val="en-CA"/>
+        </w:rPr>
+        <w:t>8.Part G — Sprint Review</w:t>
+      </w:r>
+    </w:p>
+    <w:p>
+      <w:pPr>
+        <w:pStyle w:val="ListBullet"/>
+        <w:numPr>
+          <w:ilvl w:val="0"/>
+          <w:numId w:val="0"/>
+        </w:numPr>
+        <w:rPr>
+          <w:rFonts w:cstheme="majorHAnsi"/>
+          <w:szCs w:val="20"/>
+        </w:rPr>
+      </w:pPr>
+      <w:r>
+        <w:rPr>
+          <w:rFonts w:cstheme="majorHAnsi"/>
+          <w:szCs w:val="20"/>
+        </w:rPr>
+        <w:t xml:space="preserve">At the end of the Sprint, the team demonstrated the working </w:t>
+      </w:r>
+      <w:proofErr w:type="spellStart"/>
+      <w:r>
+        <w:rPr>
+          <w:rFonts w:cstheme="majorHAnsi"/>
+          <w:szCs w:val="20"/>
+        </w:rPr>
+        <w:t>QuickBite</w:t>
+      </w:r>
+      <w:proofErr w:type="spellEnd"/>
+      <w:r>
+        <w:rPr>
+          <w:rFonts w:cstheme="majorHAnsi"/>
+          <w:szCs w:val="20"/>
+        </w:rPr>
+        <w:t xml:space="preserve"> Increment. The demonstration showed the customer ordering flow, including browsing restaurants, viewing a restaurant menu, adding available items to the order, selecting quantities, viewing the current order, choosing a pickup time, and placing the order. This demonstrated the main features selected for the Sprint and supported the Sprint Goal.</w:t>
+      </w:r>
+    </w:p>
+    <w:p>
+      <w:pPr>
+        <w:pStyle w:val="ListBullet"/>
+        <w:numPr>
+          <w:ilvl w:val="0"/>
+          <w:numId w:val="0"/>
+        </w:numPr>
+        <w:rPr>
+          <w:rFonts w:cstheme="majorHAnsi"/>
+          <w:szCs w:val="20"/>
+        </w:rPr>
+      </w:pPr>
+    </w:p>
+    <w:p>
+      <w:pPr>
+        <w:pStyle w:val="ListBullet"/>
+        <w:numPr>
+          <w:ilvl w:val="0"/>
+          <w:numId w:val="0"/>
+        </w:numPr>
+        <w:ind w:left="360" w:hanging="360"/>
+        <w:rPr>
+          <w:rFonts w:cstheme="majorHAnsi"/>
+          <w:szCs w:val="20"/>
+          <w:lang w:val="en-CA"/>
+        </w:rPr>
+      </w:pPr>
+      <w:r>
+        <w:rPr>
+          <w:rFonts w:cstheme="majorHAnsi"/>
+          <w:szCs w:val="20"/>
+          <w:lang w:val="en-CA"/>
+        </w:rPr>
+        <w:t>During the Sprint Review, the stakeholder provided the following feedback:</w:t>
+      </w:r>
+    </w:p>
+    <w:p>
+      <w:pPr>
+        <w:pStyle w:val="ListBullet"/>
+        <w:numPr>
+          <w:ilvl w:val="0"/>
+          <w:numId w:val="0"/>
+        </w:numPr>
+        <w:ind w:left="360" w:hanging="360"/>
+        <w:rPr>
+          <w:rFonts w:cstheme="majorHAnsi"/>
+          <w:szCs w:val="20"/>
+          <w:lang w:val="en-CA"/>
+        </w:rPr>
+      </w:pPr>
+    </w:p>
+    <w:p>
+      <w:pPr>
+        <w:pStyle w:val="ListBullet"/>
+        <w:numPr>
+          <w:ilvl w:val="0"/>
+          <w:numId w:val="0"/>
+        </w:numPr>
+        <w:rPr>
+          <w:rFonts w:cstheme="majorHAnsi"/>
+          <w:szCs w:val="20"/>
+        </w:rPr>
+      </w:pPr>
+      <w:r>
+        <w:rPr>
+          <w:rFonts w:cstheme="majorHAnsi"/>
+          <w:b/>
+          <w:bCs/>
+          <w:szCs w:val="20"/>
+        </w:rPr>
+        <w:t xml:space="preserve">Feedback 1: </w:t>
+      </w:r>
+      <w:r>
+        <w:rPr>
+          <w:rFonts w:cstheme="majorHAnsi"/>
+          <w:szCs w:val="20"/>
+        </w:rPr>
+        <w:t>The customer should be able to remove an item from the current order before placing it.</w:t>
+      </w:r>
+      <w:r>
+        <w:rPr>
+          <w:rFonts w:cstheme="majorHAnsi"/>
+          <w:b/>
+          <w:bCs/>
+          <w:szCs w:val="20"/>
+        </w:rPr>
+        <w:br/>
+        <w:t xml:space="preserve">Decision: </w:t>
+      </w:r>
+      <w:r>
+        <w:rPr>
+          <w:rFonts w:cstheme="majorHAnsi"/>
+          <w:szCs w:val="20"/>
+        </w:rPr>
+        <w:t>Add/Modify Product Backlog Item.</w:t>
+      </w:r>
+      <w:r>
+        <w:rPr>
+          <w:rFonts w:cstheme="majorHAnsi"/>
+          <w:b/>
+          <w:bCs/>
+          <w:szCs w:val="20"/>
+        </w:rPr>
+        <w:br/>
+        <w:t xml:space="preserve">Action: </w:t>
+      </w:r>
+      <w:r>
+        <w:rPr>
+          <w:rFonts w:cstheme="majorHAnsi"/>
+          <w:szCs w:val="20"/>
+        </w:rPr>
+        <w:t>PBI-04 will be prioritized for a future Sprint so customers can remove unwanted items and modify their order before submission.</w:t>
+      </w:r>
+    </w:p>
+    <w:p>
+      <w:pPr>
+        <w:pStyle w:val="ListBullet"/>
+        <w:numPr>
+          <w:ilvl w:val="0"/>
+          <w:numId w:val="0"/>
+        </w:numPr>
+        <w:rPr>
+          <w:rFonts w:cstheme="majorHAnsi"/>
+          <w:szCs w:val="20"/>
+        </w:rPr>
+      </w:pPr>
+    </w:p>
+    <w:p>
+      <w:pPr>
+        <w:pStyle w:val="ListBullet"/>
+        <w:numPr>
+          <w:ilvl w:val="0"/>
+          <w:numId w:val="0"/>
+        </w:numPr>
+        <w:rPr>
+          <w:rFonts w:cstheme="majorHAnsi"/>
+          <w:szCs w:val="20"/>
+          <w:lang w:val="en-CA"/>
+        </w:rPr>
+      </w:pPr>
+      <w:r>
+        <w:rPr>
+          <w:rFonts w:cstheme="majorHAnsi"/>
+          <w:b/>
+          <w:bCs/>
+          <w:szCs w:val="20"/>
+        </w:rPr>
+        <w:t>Feedback 2:</w:t>
+      </w:r>
+      <w:r>
+        <w:rPr>
+          <w:rFonts w:cstheme="majorHAnsi"/>
+          <w:szCs w:val="20"/>
+        </w:rPr>
+        <w:t xml:space="preserve"> The order confirmation should clearly show the restaurant, selected items, quantities, total price, and pickup time.</w:t>
+      </w:r>
+      <w:r>
+        <w:rPr>
+          <w:rFonts w:cstheme="majorHAnsi"/>
+          <w:szCs w:val="20"/>
+        </w:rPr>
+        <w:br/>
+      </w:r>
+      <w:r>
+        <w:rPr>
+          <w:rFonts w:cstheme="majorHAnsi"/>
+          <w:b/>
+          <w:bCs/>
+          <w:szCs w:val="20"/>
+        </w:rPr>
+        <w:t>Decision:</w:t>
+      </w:r>
+      <w:r>
+        <w:rPr>
+          <w:rFonts w:cstheme="majorHAnsi"/>
+          <w:szCs w:val="20"/>
+        </w:rPr>
+        <w:t xml:space="preserve"> Accept.</w:t>
+      </w:r>
+      <w:r>
+        <w:rPr>
+          <w:rFonts w:cstheme="majorHAnsi"/>
+          <w:szCs w:val="20"/>
+        </w:rPr>
+        <w:br/>
+      </w:r>
+      <w:r>
+        <w:rPr>
+          <w:rFonts w:cstheme="majorHAnsi"/>
+          <w:b/>
+          <w:bCs/>
+          <w:szCs w:val="20"/>
+        </w:rPr>
+        <w:t>Action:</w:t>
+      </w:r>
+      <w:r>
+        <w:rPr>
+          <w:rFonts w:cstheme="majorHAnsi"/>
+          <w:szCs w:val="20"/>
+        </w:rPr>
+        <w:t xml:space="preserve"> PBI-06 will be updated to make the order confirmation more detailed and clear for the customer.</w:t>
+      </w:r>
+    </w:p>
+    <w:p>
+      <w:pPr>
+        <w:pStyle w:val="ListBullet"/>
+        <w:numPr>
+          <w:ilvl w:val="0"/>
+          <w:numId w:val="0"/>
+        </w:numPr>
+        <w:rPr>
+          <w:rFonts w:cstheme="majorHAnsi"/>
+          <w:szCs w:val="20"/>
+          <w:lang w:val="en-CA"/>
+        </w:rPr>
+      </w:pPr>
+    </w:p>
+    <w:p>
+      <w:pPr>
+        <w:pStyle w:val="ListBullet"/>
+        <w:numPr>
+          <w:ilvl w:val="0"/>
+          <w:numId w:val="0"/>
+        </w:numPr>
+        <w:rPr>
+          <w:rFonts w:cstheme="majorHAnsi"/>
+          <w:szCs w:val="20"/>
+        </w:rPr>
+      </w:pPr>
+      <w:r>
+        <w:rPr>
+          <w:rFonts w:cstheme="majorHAnsi"/>
+          <w:b/>
+          <w:bCs/>
+          <w:szCs w:val="20"/>
+        </w:rPr>
+        <w:t>Feedback 3:</w:t>
+      </w:r>
+      <w:r>
+        <w:rPr>
+          <w:rFonts w:cstheme="majorHAnsi"/>
+          <w:szCs w:val="20"/>
+        </w:rPr>
+        <w:t xml:space="preserve"> Customers should be able to easily check the status of their order after placing it.</w:t>
+      </w:r>
+      <w:r>
+        <w:rPr>
+          <w:rFonts w:cstheme="majorHAnsi"/>
+          <w:szCs w:val="20"/>
+        </w:rPr>
+        <w:br/>
+      </w:r>
+      <w:r>
+        <w:rPr>
+          <w:rFonts w:cstheme="majorHAnsi"/>
+          <w:b/>
+          <w:bCs/>
+          <w:szCs w:val="20"/>
+        </w:rPr>
+        <w:t>Decision:</w:t>
+      </w:r>
+      <w:r>
+        <w:rPr>
+          <w:rFonts w:cstheme="majorHAnsi"/>
+          <w:szCs w:val="20"/>
+        </w:rPr>
+        <w:t xml:space="preserve"> Accept.</w:t>
+      </w:r>
+      <w:r>
+        <w:rPr>
+          <w:rFonts w:cstheme="majorHAnsi"/>
+          <w:szCs w:val="20"/>
+        </w:rPr>
+        <w:br/>
+      </w:r>
+      <w:r>
+        <w:rPr>
+          <w:rFonts w:cstheme="majorHAnsi"/>
+          <w:b/>
+          <w:bCs/>
+          <w:szCs w:val="20"/>
+        </w:rPr>
+        <w:t>Action:</w:t>
+      </w:r>
+      <w:r>
+        <w:rPr>
+          <w:rFonts w:cstheme="majorHAnsi"/>
+          <w:szCs w:val="20"/>
+        </w:rPr>
+        <w:t xml:space="preserve"> PBI-07, View Order Status, will remain a priority for a future Sprint so customers can see whether their order is Received, Preparing, Ready for Pickup, or Completed.</w:t>
+      </w:r>
+    </w:p>
+    <w:p>
+      <w:pPr>
+        <w:pStyle w:val="ListBullet"/>
+        <w:numPr>
+          <w:ilvl w:val="0"/>
+          <w:numId w:val="0"/>
+        </w:numPr>
+        <w:rPr>
+          <w:rFonts w:cstheme="majorHAnsi"/>
+          <w:szCs w:val="20"/>
+        </w:rPr>
+      </w:pPr>
+    </w:p>
+    <w:p>
+      <w:pPr>
+        <w:pStyle w:val="ListBullet"/>
+        <w:numPr>
+          <w:ilvl w:val="0"/>
+          <w:numId w:val="0"/>
+        </w:numPr>
+        <w:rPr>
+          <w:rFonts w:cstheme="majorHAnsi"/>
+          <w:szCs w:val="20"/>
+        </w:rPr>
+      </w:pPr>
+      <w:r>
+        <w:rPr>
+          <w:rFonts w:cstheme="majorHAnsi"/>
+          <w:b/>
+          <w:bCs/>
+          <w:szCs w:val="20"/>
+        </w:rPr>
+        <w:t>Increment → Feedback → Learning → Backlog Adaptation:</w:t>
+      </w:r>
+      <w:r>
+        <w:rPr>
+          <w:rFonts w:cstheme="majorHAnsi"/>
+          <w:szCs w:val="20"/>
+        </w:rPr>
+        <w:br/>
+        <w:t>The team demonstrated the working Increment, collected stakeholder feedback, identified improvements, and used this information to update and reprioritize the Product Backlog.</w:t>
+      </w:r>
+    </w:p>
+    <w:p>
+      <w:pPr>
+        <w:pStyle w:val="ListBullet"/>
+        <w:numPr>
+          <w:ilvl w:val="0"/>
+          <w:numId w:val="0"/>
+        </w:numPr>
+        <w:rPr>
+          <w:rFonts w:cstheme="majorHAnsi"/>
+          <w:szCs w:val="20"/>
+        </w:rPr>
+      </w:pPr>
+    </w:p>
+    <w:p>
+      <w:pPr>
+        <w:pStyle w:val="ListBullet"/>
+        <w:numPr>
+          <w:ilvl w:val="0"/>
+          <w:numId w:val="0"/>
+        </w:numPr>
+        <w:rPr>
+          <w:rFonts w:cstheme="majorHAnsi"/>
+          <w:szCs w:val="20"/>
+          <w:lang w:val="en-CA"/>
+        </w:rPr>
+      </w:pPr>
+      <w:r>
+        <w:rPr>
+          <w:rFonts w:cstheme="majorHAnsi"/>
+          <w:szCs w:val="20"/>
+        </w:rPr>
+        <w:t>The Sprint Review helped the team identify improvements that were not fully included in the current Increment. The feedback showed that the basic ordering flow works, but pickup-time availability, order confirmation, and order-status visibility can be improved. The Product Backlog will be adapted based on this feedback for future development.</w:t>
+      </w:r>
+    </w:p>
+    <w:p>
+      <w:pPr>
+        <w:pStyle w:val="ListBullet"/>
+        <w:numPr>
+          <w:ilvl w:val="0"/>
+          <w:numId w:val="0"/>
+        </w:numPr>
+        <w:ind w:left="360" w:hanging="360"/>
+        <w:rPr>
+          <w:lang w:val="en-CA"/>
+        </w:rPr>
+      </w:pPr>
+    </w:p>
+    <w:p>
+      <w:pPr>
+        <w:pStyle w:val="ListBullet"/>
+        <w:numPr>
+          <w:ilvl w:val="0"/>
+          <w:numId w:val="0"/>
+        </w:numPr>
+        <w:ind w:left="360" w:hanging="360"/>
+        <w:rPr>
+          <w:rFonts w:asciiTheme="majorHAnsi" w:hAnsiTheme="majorHAnsi" w:cstheme="majorHAnsi"/>
+          <w:b/>
+          <w:bCs/>
+          <w:color w:val="365F91" w:themeColor="accent1" w:themeShade="BF"/>
+          <w:sz w:val="30"/>
+          <w:szCs w:val="30"/>
+          <w:lang w:val="en-CA"/>
+        </w:rPr>
+      </w:pPr>
+      <w:r>
+        <w:rPr>
+          <w:rFonts w:asciiTheme="majorHAnsi" w:hAnsiTheme="majorHAnsi" w:cstheme="majorHAnsi"/>
+          <w:b/>
+          <w:bCs/>
+          <w:color w:val="365F91" w:themeColor="accent1" w:themeShade="BF"/>
+          <w:sz w:val="30"/>
+          <w:szCs w:val="30"/>
+          <w:lang w:val="en-CA"/>
+        </w:rPr>
+        <w:t>9.</w:t>
+      </w:r>
+      <w:r>
+        <w:rPr>
+          <w:rFonts w:asciiTheme="majorHAnsi" w:hAnsiTheme="majorHAnsi" w:cstheme="majorHAnsi"/>
+          <w:b/>
+          <w:bCs/>
+          <w:color w:val="365F91" w:themeColor="accent1" w:themeShade="BF"/>
+          <w:sz w:val="30"/>
+          <w:szCs w:val="30"/>
+          <w:lang w:val="en-CA"/>
+        </w:rPr>
+        <w:t>Part H — Sprint Retrospective</w:t>
+      </w:r>
+      <w:r>
+        <w:rPr>
+          <w:rFonts w:asciiTheme="majorHAnsi" w:hAnsiTheme="majorHAnsi" w:cstheme="majorHAnsi"/>
+          <w:b/>
+          <w:bCs/>
+          <w:color w:val="365F91" w:themeColor="accent1" w:themeShade="BF"/>
+          <w:sz w:val="30"/>
+          <w:szCs w:val="30"/>
+          <w:lang w:val="en-CA"/>
+        </w:rPr>
+        <w:t>:</w:t>
+      </w:r>
+    </w:p>
+    <w:p>
+      <w:pPr>
+        <w:pStyle w:val="ListBullet"/>
+        <w:numPr>
+          <w:ilvl w:val="0"/>
+          <w:numId w:val="0"/>
+        </w:numPr>
+        <w:rPr>
+          <w:rFonts w:cstheme="majorHAnsi"/>
+          <w:szCs w:val="20"/>
+        </w:rPr>
+      </w:pPr>
+      <w:r>
+        <w:rPr>
+          <w:rFonts w:cstheme="majorHAnsi"/>
+          <w:b/>
+          <w:bCs/>
+          <w:color w:val="365F91" w:themeColor="accent1" w:themeShade="BF"/>
+          <w:szCs w:val="20"/>
+          <w:lang w:val="en-CA"/>
+        </w:rPr>
+        <w:t xml:space="preserve"> </w:t>
+      </w:r>
+      <w:r>
+        <w:rPr>
+          <w:rFonts w:cstheme="majorHAnsi"/>
+          <w:szCs w:val="20"/>
+        </w:rPr>
+        <w:t>At the end of the Sprint, the four team members discussed how the Sprint went and what could be improved for the next Sprint.</w:t>
+      </w:r>
+    </w:p>
+    <w:p>
+      <w:pPr>
+        <w:pStyle w:val="ListBullet"/>
+        <w:numPr>
+          <w:ilvl w:val="0"/>
+          <w:numId w:val="0"/>
+        </w:numPr>
+        <w:rPr>
+          <w:rFonts w:cstheme="majorHAnsi"/>
+          <w:szCs w:val="20"/>
+        </w:rPr>
+      </w:pPr>
+    </w:p>
+    <w:p>
+      <w:pPr>
+        <w:pStyle w:val="ListBullet"/>
+        <w:numPr>
+          <w:ilvl w:val="0"/>
+          <w:numId w:val="0"/>
+        </w:numPr>
+        <w:rPr>
+          <w:rFonts w:cstheme="majorHAnsi"/>
+          <w:szCs w:val="20"/>
+          <w:lang w:val="en-CA"/>
+        </w:rPr>
+      </w:pPr>
+      <w:r>
+        <w:rPr>
+          <w:rFonts w:cstheme="majorHAnsi"/>
+          <w:b/>
+          <w:bCs/>
+          <w:szCs w:val="20"/>
+        </w:rPr>
+        <w:t>What went well:</w:t>
+      </w:r>
+      <w:r>
+        <w:rPr>
+          <w:rFonts w:cstheme="majorHAnsi"/>
+          <w:b/>
+          <w:bCs/>
+          <w:szCs w:val="20"/>
+        </w:rPr>
+        <w:br/>
+      </w:r>
+      <w:r>
+        <w:rPr>
+          <w:rFonts w:cstheme="majorHAnsi"/>
+          <w:szCs w:val="20"/>
+        </w:rPr>
+        <w:t xml:space="preserve">The team divided the technical work between all four members, which allowed everyone to contribute to the </w:t>
+      </w:r>
+      <w:proofErr w:type="spellStart"/>
+      <w:r>
+        <w:rPr>
+          <w:rFonts w:cstheme="majorHAnsi"/>
+          <w:szCs w:val="20"/>
+        </w:rPr>
+        <w:t>QuickBite</w:t>
+      </w:r>
+      <w:proofErr w:type="spellEnd"/>
+      <w:r>
+        <w:rPr>
+          <w:rFonts w:cstheme="majorHAnsi"/>
+          <w:szCs w:val="20"/>
+        </w:rPr>
+        <w:t xml:space="preserve"> Increment. GitHub Projects helped the team organize the tasks and track the progress of the Sprint. Using separate branches and pull requests also helped the team combine everyone's work into one project.</w:t>
+      </w:r>
+    </w:p>
+    <w:p>
+      <w:pPr>
+        <w:pStyle w:val="ListBullet"/>
+        <w:numPr>
+          <w:ilvl w:val="0"/>
+          <w:numId w:val="0"/>
+        </w:numPr>
+        <w:rPr>
+          <w:lang w:val="en-CA"/>
+        </w:rPr>
+      </w:pPr>
+    </w:p>
+    <w:p>
+      <w:pPr>
+        <w:pStyle w:val="ListBullet"/>
+        <w:numPr>
+          <w:ilvl w:val="0"/>
+          <w:numId w:val="0"/>
+        </w:numPr>
+      </w:pPr>
+      <w:r>
+        <w:rPr>
+          <w:b/>
+          <w:bCs/>
+        </w:rPr>
+        <w:t>What did not go well:</w:t>
+      </w:r>
+      <w:r>
+        <w:br/>
+        <w:t>Some tasks took longer than expected because different parts of the project depended on other team members' work. There were also some problems when merging code, which required additional fixes and testing.</w:t>
+      </w:r>
+    </w:p>
+    <w:p>
+      <w:pPr>
+        <w:pStyle w:val="ListBullet"/>
+        <w:numPr>
+          <w:ilvl w:val="0"/>
+          <w:numId w:val="0"/>
+        </w:numPr>
+      </w:pPr>
+    </w:p>
+    <w:p>
+      <w:pPr>
+        <w:pStyle w:val="ListBullet"/>
+        <w:numPr>
+          <w:ilvl w:val="0"/>
+          <w:numId w:val="0"/>
+        </w:numPr>
+      </w:pPr>
+      <w:r>
+        <w:rPr>
+          <w:b/>
+          <w:bCs/>
+        </w:rPr>
+        <w:t>What slowed the team down:</w:t>
+      </w:r>
+      <w:r>
+        <w:br/>
+        <w:t>Dependencies between tasks slowed the team down. For example, the cart depended on the menu data, and connecting the cart to the final order depended on the pickup-time functionality. This meant some work had to wait until another part was ready. This matches the dependencies identified in the team's plan.</w:t>
+      </w:r>
+    </w:p>
+    <w:p>
+      <w:pPr>
+        <w:pStyle w:val="ListBullet"/>
+        <w:numPr>
+          <w:ilvl w:val="0"/>
+          <w:numId w:val="0"/>
+        </w:numPr>
+      </w:pPr>
+    </w:p>
+    <w:p>
+      <w:pPr>
+        <w:pStyle w:val="ListBullet"/>
+        <w:numPr>
+          <w:ilvl w:val="0"/>
+          <w:numId w:val="0"/>
+        </w:numPr>
+      </w:pPr>
+      <w:r>
+        <w:rPr>
+          <w:b/>
+          <w:bCs/>
+        </w:rPr>
+        <w:t>What helped collaboration:</w:t>
+      </w:r>
+      <w:r>
+        <w:br/>
+        <w:t>GitHub, GitHub Projects, branches, pull requests, and communication between team members helped the team coordinate the work. Team members shared information such as restaurant IDs, menu-item data, cart information, and pickup-time information so the different features could work together.</w:t>
+      </w:r>
+    </w:p>
+    <w:p>
+      <w:pPr>
+        <w:pStyle w:val="ListBullet"/>
+        <w:numPr>
+          <w:ilvl w:val="0"/>
+          <w:numId w:val="0"/>
+        </w:numPr>
+      </w:pPr>
+    </w:p>
+    <w:p>
+      <w:pPr>
+        <w:pStyle w:val="ListBullet"/>
+        <w:numPr>
+          <w:ilvl w:val="0"/>
+          <w:numId w:val="0"/>
+        </w:numPr>
+      </w:pPr>
+      <w:r>
+        <w:rPr>
+          <w:b/>
+          <w:bCs/>
+        </w:rPr>
+        <w:t>Definition of Done:</w:t>
+      </w:r>
+      <w:r>
+        <w:br/>
+        <w:t>The Definition of Done helped the team avoid considering a task complete only because the code was written. The team also needed to test the functionality, review the work, integrate it with the project, and make sure the acceptance criteria were met. This follows the team's coding and integration process.</w:t>
+      </w:r>
+    </w:p>
+    <w:p>
+      <w:pPr>
+        <w:pStyle w:val="ListBullet"/>
+        <w:numPr>
+          <w:ilvl w:val="0"/>
+          <w:numId w:val="0"/>
+        </w:numPr>
+      </w:pPr>
+    </w:p>
+    <w:p>
+      <w:pPr>
+        <w:pStyle w:val="ListBullet"/>
+        <w:numPr>
+          <w:ilvl w:val="0"/>
+          <w:numId w:val="0"/>
+        </w:numPr>
+      </w:pPr>
+      <w:r>
+        <w:rPr>
+          <w:b/>
+          <w:bCs/>
+        </w:rPr>
+        <w:t>Improvement Action 1:</w:t>
+      </w:r>
+      <w:r>
+        <w:br/>
+        <w:t>For the next Sprint, the team will identify dependencies between tasks earlier and agree on shared data structures before starting development. This will reduce waiting time and integration problems.</w:t>
+      </w:r>
+    </w:p>
+    <w:p>
+      <w:pPr>
+        <w:pStyle w:val="ListBullet"/>
+        <w:numPr>
+          <w:ilvl w:val="0"/>
+          <w:numId w:val="0"/>
+        </w:numPr>
+      </w:pPr>
+    </w:p>
+    <w:p>
+      <w:pPr>
+        <w:pStyle w:val="ListBullet"/>
+        <w:numPr>
+          <w:ilvl w:val="0"/>
+          <w:numId w:val="0"/>
+        </w:numPr>
+      </w:pPr>
+      <w:r>
+        <w:rPr>
+          <w:b/>
+          <w:bCs/>
+        </w:rPr>
+        <w:t>Improvement Action 2:</w:t>
+      </w:r>
+      <w:r>
+        <w:br/>
+        <w:t>For the next Sprint, the team will start code reviews and integration testing earlier instead of waiting until several features are completed. This will help identify merge conflicts and integration problems sooner.</w:t>
+      </w:r>
+    </w:p>
+    <w:p>
+      <w:pPr>
+        <w:pStyle w:val="ListBullet"/>
+        <w:numPr>
+          <w:ilvl w:val="0"/>
+          <w:numId w:val="0"/>
+        </w:numPr>
+      </w:pPr>
+    </w:p>
+    <w:p>
+      <w:pPr>
+        <w:pStyle w:val="ListBullet"/>
+        <w:numPr>
+          <w:ilvl w:val="0"/>
+          <w:numId w:val="0"/>
+        </w:numPr>
+        <w:rPr>
+          <w:rFonts w:asciiTheme="majorHAnsi" w:hAnsiTheme="majorHAnsi" w:cstheme="majorHAnsi"/>
+          <w:b/>
+          <w:bCs/>
+          <w:color w:val="365F91" w:themeColor="accent1" w:themeShade="BF"/>
+          <w:sz w:val="30"/>
+          <w:szCs w:val="30"/>
+        </w:rPr>
+      </w:pPr>
+      <w:r>
+        <w:rPr>
+          <w:rFonts w:asciiTheme="majorHAnsi" w:hAnsiTheme="majorHAnsi" w:cstheme="majorHAnsi"/>
+          <w:b/>
+          <w:bCs/>
+          <w:color w:val="365F91" w:themeColor="accent1" w:themeShade="BF"/>
+          <w:sz w:val="30"/>
+          <w:szCs w:val="30"/>
+        </w:rPr>
+        <w:t>10. Agile Reflection</w:t>
+      </w:r>
+    </w:p>
+    <w:p>
+      <w:pPr>
+        <w:pStyle w:val="ListBullet"/>
+        <w:numPr>
+          <w:ilvl w:val="0"/>
+          <w:numId w:val="0"/>
+        </w:numPr>
+      </w:pPr>
+    </w:p>
+    <w:p>
+      <w:pPr>
+        <w:pStyle w:val="ListBullet"/>
+        <w:numPr>
+          <w:ilvl w:val="0"/>
+          <w:numId w:val="0"/>
+        </w:numPr>
+      </w:pPr>
+      <w:r>
+        <w:t xml:space="preserve">The </w:t>
+      </w:r>
+      <w:proofErr w:type="spellStart"/>
+      <w:r>
+        <w:t>QuickBite</w:t>
+      </w:r>
+      <w:proofErr w:type="spellEnd"/>
+      <w:r>
+        <w:t xml:space="preserve"> project demonstrated Agile practices through the way the team planned, developed, tested, and improved the system during the Sprint.</w:t>
+      </w:r>
+    </w:p>
+    <w:p>
+      <w:pPr>
+        <w:pStyle w:val="ListBullet"/>
+        <w:numPr>
+          <w:ilvl w:val="0"/>
+          <w:numId w:val="0"/>
+        </w:numPr>
+      </w:pPr>
+    </w:p>
+    <w:p>
+      <w:pPr>
+        <w:pStyle w:val="ListBullet"/>
+        <w:numPr>
+          <w:ilvl w:val="0"/>
+          <w:numId w:val="0"/>
+        </w:numPr>
+      </w:pPr>
+      <w:r>
+        <w:rPr>
+          <w:b/>
+          <w:bCs/>
+        </w:rPr>
+        <w:t>Incremental Delivery:</w:t>
+      </w:r>
+      <w:r>
+        <w:br/>
+        <w:t xml:space="preserve">The team focused on a small working part of </w:t>
+      </w:r>
+      <w:proofErr w:type="spellStart"/>
+      <w:r>
+        <w:t>QuickBite</w:t>
+      </w:r>
+      <w:proofErr w:type="spellEnd"/>
+      <w:r>
+        <w:t xml:space="preserve"> instead of trying to build the entire system. The Sprint Increment focused on the customer ordering flow, including browsing restaurants, viewing menus, adding items, selecting a pickup time, and placing an order. This followed the Sprint Goal.</w:t>
+      </w:r>
+    </w:p>
+    <w:p>
+      <w:pPr>
+        <w:pStyle w:val="ListBullet"/>
+        <w:numPr>
+          <w:ilvl w:val="0"/>
+          <w:numId w:val="0"/>
+        </w:numPr>
+      </w:pPr>
+    </w:p>
+    <w:p>
+      <w:pPr>
+        <w:pStyle w:val="ListBullet"/>
+        <w:numPr>
+          <w:ilvl w:val="0"/>
+          <w:numId w:val="0"/>
+        </w:numPr>
+      </w:pPr>
+      <w:r>
+        <w:rPr>
+          <w:b/>
+          <w:bCs/>
+        </w:rPr>
+        <w:t>Responding to Change:</w:t>
+      </w:r>
+      <w:r>
+        <w:br/>
+        <w:t>The team responded to the new requirement about restaurant workload and pickup-time availability. Instead of automatically changing the whole Sprint, the team considered how the requirement affected the existing backlog and what should be handled in future work.</w:t>
+      </w:r>
+    </w:p>
+    <w:p>
+      <w:pPr>
+        <w:pStyle w:val="ListBullet"/>
+        <w:numPr>
+          <w:ilvl w:val="0"/>
+          <w:numId w:val="0"/>
+        </w:numPr>
+      </w:pPr>
+    </w:p>
+    <w:p>
+      <w:pPr>
+        <w:pStyle w:val="ListBullet"/>
+        <w:numPr>
+          <w:ilvl w:val="0"/>
+          <w:numId w:val="0"/>
+        </w:numPr>
+      </w:pPr>
+      <w:r>
+        <w:rPr>
+          <w:b/>
+          <w:bCs/>
+        </w:rPr>
+        <w:lastRenderedPageBreak/>
+        <w:t>Working Software and Technical Quality:</w:t>
+      </w:r>
+      <w:r>
+        <w:br/>
+        <w:t>The team produced actual working software instead of only planning the features. Team members used GitHub branches and pull requests, tested their assigned tasks, integrated the different features, and fixed problems that appeared during integration. The team also used the Definition of Done to make sure work was tested and reviewed before being considered complete</w:t>
+      </w:r>
+    </w:p>
+    <w:p>
+      <w:pPr>
+        <w:pStyle w:val="ListBullet"/>
+        <w:numPr>
+          <w:ilvl w:val="0"/>
+          <w:numId w:val="0"/>
+        </w:numPr>
+      </w:pPr>
+    </w:p>
+    <w:p>
+      <w:pPr>
+        <w:pStyle w:val="ListBullet"/>
+        <w:numPr>
+          <w:ilvl w:val="0"/>
+          <w:numId w:val="0"/>
+        </w:numPr>
+      </w:pPr>
+      <w:r>
+        <w:rPr>
+          <w:b/>
+          <w:bCs/>
+        </w:rPr>
+        <w:t>Stakeholder Feedback:</w:t>
+      </w:r>
+      <w:r>
+        <w:br/>
+        <w:t>During the Sprint Review, the team used stakeholder feedback to identify improvements to the product. The feedback helped the team identify improvements related to modifying an order, improving the order confirmation, and viewing the order status. These ideas were used to adapt the Product Backlog for future development.</w:t>
+      </w:r>
+    </w:p>
+    <w:p>
+      <w:pPr>
+        <w:pStyle w:val="ListBullet"/>
+        <w:numPr>
+          <w:ilvl w:val="0"/>
+          <w:numId w:val="0"/>
+        </w:numPr>
+      </w:pPr>
+    </w:p>
+    <w:p>
+      <w:pPr>
+        <w:pStyle w:val="ListBullet"/>
+        <w:numPr>
+          <w:ilvl w:val="0"/>
+          <w:numId w:val="0"/>
+        </w:numPr>
+        <w:rPr>
+          <w:lang w:val="en-CA"/>
+        </w:rPr>
+      </w:pPr>
+      <w:r>
+        <w:rPr>
+          <w:b/>
+          <w:bCs/>
+        </w:rPr>
+        <w:t>Continuous Improvement:</w:t>
+      </w:r>
+      <w:r>
+        <w:br/>
+        <w:t>During the Sprint Retrospective, the team identified problems such as task dependencies and integration difficulties. For the next Sprint, the team decided to identify dependencies earlier and begin code reviews and integration testing sooner. This allows the team to learn from the current Sprint and improve how it works in the future.</w:t>
       </w:r>
     </w:p>
     <w:sectPr>
@@ -2648,7 +3824,7 @@
 </file>
 
 <file path=word/endnotes.xml><?xml version="1.0" encoding="utf-8"?>
-<w:endnotes xmlns:wpc="http://schemas.microsoft.com/office/word/2010/wordprocessingCanvas" xmlns:cx="http://schemas.microsoft.com/office/drawing/2014/chartex" xmlns:cx1="http://schemas.microsoft.com/office/drawing/2015/9/8/chartex" xmlns:cx2="http://schemas.microsoft.com/office/drawing/2015/10/21/chartex" xmlns:cx3="http://schemas.microsoft.com/office/drawing/2016/5/9/chartex" xmlns:cx4="http://schemas.microsoft.com/office/drawing/2016/5/10/chartex" xmlns:cx5="http://schemas.microsoft.com/office/drawing/2016/5/11/chartex" xmlns:cx6="http://schemas.microsoft.com/office/drawing/2016/5/12/chartex" xmlns:cx7="http://schemas.microsoft.com/office/drawing/2016/5/13/chartex" xmlns:cx8="http://schemas.microsoft.com/office/drawing/2016/5/14/chartex" xmlns:mc="http://schemas.openxmlformats.org/markup-compatibility/2006" xmlns:aink="http://schemas.microsoft.com/office/drawing/2016/ink" xmlns:am3d="http://schemas.microsoft.com/office/drawing/2017/model3d" xmlns:o="urn:schemas-microsoft-com:office:office" xmlns:oel="http://schemas.microsoft.com/office/2019/extlst" xmlns:r="http://schemas.openxmlformats.org/officeDocument/2006/relationships" xmlns:m="http://schemas.openxmlformats.org/officeDocument/2006/math" xmlns:v="urn:schemas-microsoft-com:vml" xmlns:wp14="http://schemas.microsoft.com/office/word/2010/wordprocessingDrawing" xmlns:wp="http://schemas.openxmlformats.org/drawingml/2006/wordprocessingDrawing" xmlns:w10="urn:schemas-microsoft-com:office:word" xmlns:w="http://schemas.openxmlformats.org/wordprocessingml/2006/main" xmlns:w14="http://schemas.microsoft.com/office/word/2010/wordml" xmlns:w15="http://schemas.microsoft.com/office/word/2012/wordml" xmlns:w16cex="http://schemas.microsoft.com/office/word/2018/wordml/cex" xmlns:w16cid="http://schemas.microsoft.com/office/word/2016/wordml/cid" xmlns:w16="http://schemas.microsoft.com/office/word/2018/wordml" xmlns:w16du="http://schemas.microsoft.com/office/word/2023/wordml/word16du" xmlns:w16sdtdh="http://schemas.microsoft.com/office/word/2020/wordml/sdtdatahash" xmlns:w16sdtfl="http://schemas.microsoft.com/office/word/2024/wordml/sdtformatlock" xmlns:w16se="http://schemas.microsoft.com/office/word/2015/wordml/symex" xmlns:wpg="http://schemas.microsoft.com/office/word/2010/wordprocessingGroup" xmlns:wpi="http://schemas.microsoft.com/office/word/2010/wordprocessingInk" xmlns:wne="http://schemas.microsoft.com/office/word/2006/wordml" xmlns:wps="http://schemas.microsoft.com/office/word/2010/wordprocessingShape" mc:Ignorable="w14 w15 w16se w16cid w16 w16cex w16sdtdh w16sdtfl w16du wp14">
+<w:endnotes xmlns:wpc="http://schemas.microsoft.com/office/word/2010/wordprocessingCanvas" xmlns:cx="http://schemas.microsoft.com/office/drawing/2014/chartex" xmlns:cx1="http://schemas.microsoft.com/office/drawing/2015/9/8/chartex" xmlns:cx2="http://schemas.microsoft.com/office/drawing/2015/10/21/chartex" xmlns:cx3="http://schemas.microsoft.com/office/drawing/2016/5/9/chartex" xmlns:cx4="http://schemas.microsoft.com/office/drawing/2016/5/10/chartex" xmlns:cx5="http://schemas.microsoft.com/office/drawing/2016/5/11/chartex" xmlns:cx6="http://schemas.microsoft.com/office/drawing/2016/5/12/chartex" xmlns:cx7="http://schemas.microsoft.com/office/drawing/2016/5/13/chartex" xmlns:cx8="http://schemas.microsoft.com/office/drawing/2016/5/14/chartex" xmlns:mc="http://schemas.openxmlformats.org/markup-compatibility/2006" xmlns:m="http://schemas.openxmlformats.org/officeDocument/2006/math" xmlns:aink="http://schemas.microsoft.com/office/drawing/2016/ink" xmlns:am3d="http://schemas.microsoft.com/office/drawing/2017/model3d" xmlns:oel="http://schemas.microsoft.com/office/2019/extlst" xmlns:r="http://schemas.openxmlformats.org/officeDocument/2006/relationships" xmlns:wp14="http://schemas.microsoft.com/office/word/2010/wordprocessingDrawing" xmlns:wp="http://schemas.openxmlformats.org/drawingml/2006/wordprocessingDrawing" xmlns:wpg="http://schemas.microsoft.com/office/word/2010/wordprocessingGroup" xmlns:wpi="http://schemas.microsoft.com/office/word/2010/wordprocessingInk" xmlns:wps="http://schemas.microsoft.com/office/word/2010/wordprocessingShape" xmlns:o="urn:schemas-microsoft-com:office:office" xmlns:v="urn:schemas-microsoft-com:vml" xmlns:w10="urn:schemas-microsoft-com:office:word" xmlns:w="http://schemas.openxmlformats.org/wordprocessingml/2006/main" xmlns:w14="http://schemas.microsoft.com/office/word/2010/wordml" xmlns:w15="http://schemas.microsoft.com/office/word/2012/wordml" xmlns:w16cex="http://schemas.microsoft.com/office/word/2018/wordml/cex" xmlns:w16cid="http://schemas.microsoft.com/office/word/2016/wordml/cid" xmlns:w16="http://schemas.microsoft.com/office/word/2018/wordml" xmlns:w16sdtdh="http://schemas.microsoft.com/office/word/2020/wordml/sdtdatahash" xmlns:w16sdtfl="http://schemas.microsoft.com/office/word/2024/wordml/sdtformatlock" xmlns:w16se="http://schemas.microsoft.com/office/word/2015/wordml/symex" xmlns:w16du="http://schemas.microsoft.com/office/word/2023/wordml/word16du" xmlns:wne="http://schemas.microsoft.com/office/word/2006/wordml" mc:Ignorable="w14 w15 w16se w16cid w16 w16cex w16sdtdh w16sdtfl w16du wp14">
   <w:endnote w:type="separator" w:id="-1">
     <w:p>
       <w:pPr>
@@ -2673,7 +3849,7 @@
 </file>
 
 <file path=word/footnotes.xml><?xml version="1.0" encoding="utf-8"?>
-<w:footnotes xmlns:wpc="http://schemas.microsoft.com/office/word/2010/wordprocessingCanvas" xmlns:cx="http://schemas.microsoft.com/office/drawing/2014/chartex" xmlns:cx1="http://schemas.microsoft.com/office/drawing/2015/9/8/chartex" xmlns:cx2="http://schemas.microsoft.com/office/drawing/2015/10/21/chartex" xmlns:cx3="http://schemas.microsoft.com/office/drawing/2016/5/9/chartex" xmlns:cx4="http://schemas.microsoft.com/office/drawing/2016/5/10/chartex" xmlns:cx5="http://schemas.microsoft.com/office/drawing/2016/5/11/chartex" xmlns:cx6="http://schemas.microsoft.com/office/drawing/2016/5/12/chartex" xmlns:cx7="http://schemas.microsoft.com/office/drawing/2016/5/13/chartex" xmlns:cx8="http://schemas.microsoft.com/office/drawing/2016/5/14/chartex" xmlns:mc="http://schemas.openxmlformats.org/markup-compatibility/2006" xmlns:aink="http://schemas.microsoft.com/office/drawing/2016/ink" xmlns:am3d="http://schemas.microsoft.com/office/drawing/2017/model3d" xmlns:o="urn:schemas-microsoft-com:office:office" xmlns:oel="http://schemas.microsoft.com/office/2019/extlst" xmlns:r="http://schemas.openxmlformats.org/officeDocument/2006/relationships" xmlns:m="http://schemas.openxmlformats.org/officeDocument/2006/math" xmlns:v="urn:schemas-microsoft-com:vml" xmlns:wp14="http://schemas.microsoft.com/office/word/2010/wordprocessingDrawing" xmlns:wp="http://schemas.openxmlformats.org/drawingml/2006/wordprocessingDrawing" xmlns:w10="urn:schemas-microsoft-com:office:word" xmlns:w="http://schemas.openxmlformats.org/wordprocessingml/2006/main" xmlns:w14="http://schemas.microsoft.com/office/word/2010/wordml" xmlns:w15="http://schemas.microsoft.com/office/word/2012/wordml" xmlns:w16cex="http://schemas.microsoft.com/office/word/2018/wordml/cex" xmlns:w16cid="http://schemas.microsoft.com/office/word/2016/wordml/cid" xmlns:w16="http://schemas.microsoft.com/office/word/2018/wordml" xmlns:w16du="http://schemas.microsoft.com/office/word/2023/wordml/word16du" xmlns:w16sdtdh="http://schemas.microsoft.com/office/word/2020/wordml/sdtdatahash" xmlns:w16sdtfl="http://schemas.microsoft.com/office/word/2024/wordml/sdtformatlock" xmlns:w16se="http://schemas.microsoft.com/office/word/2015/wordml/symex" xmlns:wpg="http://schemas.microsoft.com/office/word/2010/wordprocessingGroup" xmlns:wpi="http://schemas.microsoft.com/office/word/2010/wordprocessingInk" xmlns:wne="http://schemas.microsoft.com/office/word/2006/wordml" xmlns:wps="http://schemas.microsoft.com/office/word/2010/wordprocessingShape" mc:Ignorable="w14 w15 w16se w16cid w16 w16cex w16sdtdh w16sdtfl w16du wp14">
+<w:footnotes xmlns:wpc="http://schemas.microsoft.com/office/word/2010/wordprocessingCanvas" xmlns:cx="http://schemas.microsoft.com/office/drawing/2014/chartex" xmlns:cx1="http://schemas.microsoft.com/office/drawing/2015/9/8/chartex" xmlns:cx2="http://schemas.microsoft.com/office/drawing/2015/10/21/chartex" xmlns:cx3="http://schemas.microsoft.com/office/drawing/2016/5/9/chartex" xmlns:cx4="http://schemas.microsoft.com/office/drawing/2016/5/10/chartex" xmlns:cx5="http://schemas.microsoft.com/office/drawing/2016/5/11/chartex" xmlns:cx6="http://schemas.microsoft.com/office/drawing/2016/5/12/chartex" xmlns:cx7="http://schemas.microsoft.com/office/drawing/2016/5/13/chartex" xmlns:cx8="http://schemas.microsoft.com/office/drawing/2016/5/14/chartex" xmlns:mc="http://schemas.openxmlformats.org/markup-compatibility/2006" xmlns:m="http://schemas.openxmlformats.org/officeDocument/2006/math" xmlns:aink="http://schemas.microsoft.com/office/drawing/2016/ink" xmlns:am3d="http://schemas.microsoft.com/office/drawing/2017/model3d" xmlns:oel="http://schemas.microsoft.com/office/2019/extlst" xmlns:r="http://schemas.openxmlformats.org/officeDocument/2006/relationships" xmlns:wp14="http://schemas.microsoft.com/office/word/2010/wordprocessingDrawing" xmlns:wp="http://schemas.openxmlformats.org/drawingml/2006/wordprocessingDrawing" xmlns:wpg="http://schemas.microsoft.com/office/word/2010/wordprocessingGroup" xmlns:wpi="http://schemas.microsoft.com/office/word/2010/wordprocessingInk" xmlns:wps="http://schemas.microsoft.com/office/word/2010/wordprocessingShape" xmlns:o="urn:schemas-microsoft-com:office:office" xmlns:v="urn:schemas-microsoft-com:vml" xmlns:w10="urn:schemas-microsoft-com:office:word" xmlns:w="http://schemas.openxmlformats.org/wordprocessingml/2006/main" xmlns:w14="http://schemas.microsoft.com/office/word/2010/wordml" xmlns:w15="http://schemas.microsoft.com/office/word/2012/wordml" xmlns:w16cex="http://schemas.microsoft.com/office/word/2018/wordml/cex" xmlns:w16cid="http://schemas.microsoft.com/office/word/2016/wordml/cid" xmlns:w16="http://schemas.microsoft.com/office/word/2018/wordml" xmlns:w16sdtdh="http://schemas.microsoft.com/office/word/2020/wordml/sdtdatahash" xmlns:w16sdtfl="http://schemas.microsoft.com/office/word/2024/wordml/sdtformatlock" xmlns:w16se="http://schemas.microsoft.com/office/word/2015/wordml/symex" xmlns:w16du="http://schemas.microsoft.com/office/word/2023/wordml/word16du" xmlns:wne="http://schemas.microsoft.com/office/word/2006/wordml" mc:Ignorable="w14 w15 w16se w16cid w16 w16cex w16sdtdh w16sdtfl w16du wp14">
   <w:footnote w:type="separator" w:id="-1">
     <w:p>
       <w:pPr>
@@ -2698,7 +3874,7 @@
 </file>
 
 <file path=word/header1.xml><?xml version="1.0" encoding="utf-8"?>
-<w:hdr xmlns:wpc="http://schemas.microsoft.com/office/word/2010/wordprocessingCanvas" xmlns:cx="http://schemas.microsoft.com/office/drawing/2014/chartex" xmlns:cx1="http://schemas.microsoft.com/office/drawing/2015/9/8/chartex" xmlns:cx2="http://schemas.microsoft.com/office/drawing/2015/10/21/chartex" xmlns:cx3="http://schemas.microsoft.com/office/drawing/2016/5/9/chartex" xmlns:cx4="http://schemas.microsoft.com/office/drawing/2016/5/10/chartex" xmlns:cx5="http://schemas.microsoft.com/office/drawing/2016/5/11/chartex" xmlns:cx6="http://schemas.microsoft.com/office/drawing/2016/5/12/chartex" xmlns:cx7="http://schemas.microsoft.com/office/drawing/2016/5/13/chartex" xmlns:cx8="http://schemas.microsoft.com/office/drawing/2016/5/14/chartex" xmlns:mc="http://schemas.openxmlformats.org/markup-compatibility/2006" xmlns:aink="http://schemas.microsoft.com/office/drawing/2016/ink" xmlns:am3d="http://schemas.microsoft.com/office/drawing/2017/model3d" xmlns:o="urn:schemas-microsoft-com:office:office" xmlns:oel="http://schemas.microsoft.com/office/2019/extlst" xmlns:r="http://schemas.openxmlformats.org/officeDocument/2006/relationships" xmlns:m="http://schemas.openxmlformats.org/officeDocument/2006/math" xmlns:v="urn:schemas-microsoft-com:vml" xmlns:wp14="http://schemas.microsoft.com/office/word/2010/wordprocessingDrawing" xmlns:wp="http://schemas.openxmlformats.org/drawingml/2006/wordprocessingDrawing" xmlns:w10="urn:schemas-microsoft-com:office:word" xmlns:w="http://schemas.openxmlformats.org/wordprocessingml/2006/main" xmlns:w14="http://schemas.microsoft.com/office/word/2010/wordml" xmlns:w15="http://schemas.microsoft.com/office/word/2012/wordml" xmlns:w16cex="http://schemas.microsoft.com/office/word/2018/wordml/cex" xmlns:w16cid="http://schemas.microsoft.com/office/word/2016/wordml/cid" xmlns:w16="http://schemas.microsoft.com/office/word/2018/wordml" xmlns:w16du="http://schemas.microsoft.com/office/word/2023/wordml/word16du" xmlns:w16sdtdh="http://schemas.microsoft.com/office/word/2020/wordml/sdtdatahash" xmlns:w16sdtfl="http://schemas.microsoft.com/office/word/2024/wordml/sdtformatlock" xmlns:w16se="http://schemas.microsoft.com/office/word/2015/wordml/symex" xmlns:wpg="http://schemas.microsoft.com/office/word/2010/wordprocessingGroup" xmlns:wpi="http://schemas.microsoft.com/office/word/2010/wordprocessingInk" xmlns:wne="http://schemas.microsoft.com/office/word/2006/wordml" xmlns:wps="http://schemas.microsoft.com/office/word/2010/wordprocessingShape" mc:Ignorable="w14 w15 w16se w16cid w16 w16cex w16sdtdh w16sdtfl w16du wp14">
+<w:hdr xmlns:wpc="http://schemas.microsoft.com/office/word/2010/wordprocessingCanvas" xmlns:cx="http://schemas.microsoft.com/office/drawing/2014/chartex" xmlns:cx1="http://schemas.microsoft.com/office/drawing/2015/9/8/chartex" xmlns:cx2="http://schemas.microsoft.com/office/drawing/2015/10/21/chartex" xmlns:cx3="http://schemas.microsoft.com/office/drawing/2016/5/9/chartex" xmlns:cx4="http://schemas.microsoft.com/office/drawing/2016/5/10/chartex" xmlns:cx5="http://schemas.microsoft.com/office/drawing/2016/5/11/chartex" xmlns:cx6="http://schemas.microsoft.com/office/drawing/2016/5/12/chartex" xmlns:cx7="http://schemas.microsoft.com/office/drawing/2016/5/13/chartex" xmlns:cx8="http://schemas.microsoft.com/office/drawing/2016/5/14/chartex" xmlns:mc="http://schemas.openxmlformats.org/markup-compatibility/2006" xmlns:m="http://schemas.openxmlformats.org/officeDocument/2006/math" xmlns:aink="http://schemas.microsoft.com/office/drawing/2016/ink" xmlns:am3d="http://schemas.microsoft.com/office/drawing/2017/model3d" xmlns:oel="http://schemas.microsoft.com/office/2019/extlst" xmlns:r="http://schemas.openxmlformats.org/officeDocument/2006/relationships" xmlns:wp14="http://schemas.microsoft.com/office/word/2010/wordprocessingDrawing" xmlns:wp="http://schemas.openxmlformats.org/drawingml/2006/wordprocessingDrawing" xmlns:wpg="http://schemas.microsoft.com/office/word/2010/wordprocessingGroup" xmlns:wpi="http://schemas.microsoft.com/office/word/2010/wordprocessingInk" xmlns:wps="http://schemas.microsoft.com/office/word/2010/wordprocessingShape" xmlns:o="urn:schemas-microsoft-com:office:office" xmlns:v="urn:schemas-microsoft-com:vml" xmlns:w10="urn:schemas-microsoft-com:office:word" xmlns:w="http://schemas.openxmlformats.org/wordprocessingml/2006/main" xmlns:w14="http://schemas.microsoft.com/office/word/2010/wordml" xmlns:w15="http://schemas.microsoft.com/office/word/2012/wordml" xmlns:w16cex="http://schemas.microsoft.com/office/word/2018/wordml/cex" xmlns:w16cid="http://schemas.microsoft.com/office/word/2016/wordml/cid" xmlns:w16="http://schemas.microsoft.com/office/word/2018/wordml" xmlns:w16sdtdh="http://schemas.microsoft.com/office/word/2020/wordml/sdtdatahash" xmlns:w16sdtfl="http://schemas.microsoft.com/office/word/2024/wordml/sdtformatlock" xmlns:w16se="http://schemas.microsoft.com/office/word/2015/wordml/symex" xmlns:w16du="http://schemas.microsoft.com/office/word/2023/wordml/word16du" xmlns:wne="http://schemas.microsoft.com/office/word/2006/wordml" mc:Ignorable="w14 w15 w16se w16cid w16 w16cex w16sdtdh w16sdtfl w16du wp14">
   <w:p>
     <w:pPr>
       <w:pStyle w:val="Header"/>
@@ -2790,7 +3966,7 @@
               <v:stroke joinstyle="miter"/>
               <v:path gradientshapeok="t" o:connecttype="rect"/>
             </v:shapetype>
-            <v:shape id="Text Box 2" o:spid="_x0000_s1026" type="#_x0000_t202" alt=" " style="position:absolute;margin-left:0;margin-top:0;width:22.25pt;height:25.6pt;z-index:251659264;visibility:visible;mso-wrap-style:none;mso-wrap-distance-left:0;mso-wrap-distance-top:0;mso-wrap-distance-right:0;mso-wrap-distance-bottom:0;mso-position-horizontal:left;mso-position-horizontal-relative:page;mso-position-vertical:top;mso-position-vertical-relative:page;v-text-anchor:top" o:gfxdata="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" filled="f" stroked="f">
+            <v:shape id="Text Box 2" o:spid="_x0000_s1026" type="#_x0000_t202" alt=" " style="position:absolute;margin-left:0;margin-top:0;width:22.25pt;height:25.6pt;z-index:251659264;visibility:visible;mso-wrap-style:none;mso-wrap-distance-left:0;mso-wrap-distance-top:0;mso-wrap-distance-right:0;mso-wrap-distance-bottom:0;mso-position-horizontal:left;mso-position-horizontal-relative:page;mso-position-vertical:top;mso-position-vertical-relative:page;v-text-anchor:top" o:gfxdata="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" filled="f" stroked="f">
               <v:textbox style="mso-fit-shape-to-text:t" inset="20pt,15pt,0,0">
                 <w:txbxContent>
                   <w:p>
@@ -2828,7 +4004,7 @@
 </file>
 
 <file path=word/header2.xml><?xml version="1.0" encoding="utf-8"?>
-<w:hdr xmlns:wpc="http://schemas.microsoft.com/office/word/2010/wordprocessingCanvas" xmlns:cx="http://schemas.microsoft.com/office/drawing/2014/chartex" xmlns:cx1="http://schemas.microsoft.com/office/drawing/2015/9/8/chartex" xmlns:cx2="http://schemas.microsoft.com/office/drawing/2015/10/21/chartex" xmlns:cx3="http://schemas.microsoft.com/office/drawing/2016/5/9/chartex" xmlns:cx4="http://schemas.microsoft.com/office/drawing/2016/5/10/chartex" xmlns:cx5="http://schemas.microsoft.com/office/drawing/2016/5/11/chartex" xmlns:cx6="http://schemas.microsoft.com/office/drawing/2016/5/12/chartex" xmlns:cx7="http://schemas.microsoft.com/office/drawing/2016/5/13/chartex" xmlns:cx8="http://schemas.microsoft.com/office/drawing/2016/5/14/chartex" xmlns:mc="http://schemas.openxmlformats.org/markup-compatibility/2006" xmlns:aink="http://schemas.microsoft.com/office/drawing/2016/ink" xmlns:am3d="http://schemas.microsoft.com/office/drawing/2017/model3d" xmlns:o="urn:schemas-microsoft-com:office:office" xmlns:oel="http://schemas.microsoft.com/office/2019/extlst" xmlns:r="http://schemas.openxmlformats.org/officeDocument/2006/relationships" xmlns:m="http://schemas.openxmlformats.org/officeDocument/2006/math" xmlns:v="urn:schemas-microsoft-com:vml" xmlns:wp14="http://schemas.microsoft.com/office/word/2010/wordprocessingDrawing" xmlns:wp="http://schemas.openxmlformats.org/drawingml/2006/wordprocessingDrawing" xmlns:w10="urn:schemas-microsoft-com:office:word" xmlns:w="http://schemas.openxmlformats.org/wordprocessingml/2006/main" xmlns:w14="http://schemas.microsoft.com/office/word/2010/wordml" xmlns:w15="http://schemas.microsoft.com/office/word/2012/wordml" xmlns:w16cex="http://schemas.microsoft.com/office/word/2018/wordml/cex" xmlns:w16cid="http://schemas.microsoft.com/office/word/2016/wordml/cid" xmlns:w16="http://schemas.microsoft.com/office/word/2018/wordml" xmlns:w16du="http://schemas.microsoft.com/office/word/2023/wordml/word16du" xmlns:w16sdtdh="http://schemas.microsoft.com/office/word/2020/wordml/sdtdatahash" xmlns:w16sdtfl="http://schemas.microsoft.com/office/word/2024/wordml/sdtformatlock" xmlns:w16se="http://schemas.microsoft.com/office/word/2015/wordml/symex" xmlns:wpg="http://schemas.microsoft.com/office/word/2010/wordprocessingGroup" xmlns:wpi="http://schemas.microsoft.com/office/word/2010/wordprocessingInk" xmlns:wne="http://schemas.microsoft.com/office/word/2006/wordml" xmlns:wps="http://schemas.microsoft.com/office/word/2010/wordprocessingShape" mc:Ignorable="w14 w15 w16se w16cid w16 w16cex w16sdtdh w16sdtfl w16du wp14">
+<w:hdr xmlns:wpc="http://schemas.microsoft.com/office/word/2010/wordprocessingCanvas" xmlns:cx="http://schemas.microsoft.com/office/drawing/2014/chartex" xmlns:cx1="http://schemas.microsoft.com/office/drawing/2015/9/8/chartex" xmlns:cx2="http://schemas.microsoft.com/office/drawing/2015/10/21/chartex" xmlns:cx3="http://schemas.microsoft.com/office/drawing/2016/5/9/chartex" xmlns:cx4="http://schemas.microsoft.com/office/drawing/2016/5/10/chartex" xmlns:cx5="http://schemas.microsoft.com/office/drawing/2016/5/11/chartex" xmlns:cx6="http://schemas.microsoft.com/office/drawing/2016/5/12/chartex" xmlns:cx7="http://schemas.microsoft.com/office/drawing/2016/5/13/chartex" xmlns:cx8="http://schemas.microsoft.com/office/drawing/2016/5/14/chartex" xmlns:mc="http://schemas.openxmlformats.org/markup-compatibility/2006" xmlns:m="http://schemas.openxmlformats.org/officeDocument/2006/math" xmlns:aink="http://schemas.microsoft.com/office/drawing/2016/ink" xmlns:am3d="http://schemas.microsoft.com/office/drawing/2017/model3d" xmlns:oel="http://schemas.microsoft.com/office/2019/extlst" xmlns:r="http://schemas.openxmlformats.org/officeDocument/2006/relationships" xmlns:wp14="http://schemas.microsoft.com/office/word/2010/wordprocessingDrawing" xmlns:wp="http://schemas.openxmlformats.org/drawingml/2006/wordprocessingDrawing" xmlns:wpg="http://schemas.microsoft.com/office/word/2010/wordprocessingGroup" xmlns:wpi="http://schemas.microsoft.com/office/word/2010/wordprocessingInk" xmlns:wps="http://schemas.microsoft.com/office/word/2010/wordprocessingShape" xmlns:o="urn:schemas-microsoft-com:office:office" xmlns:v="urn:schemas-microsoft-com:vml" xmlns:w10="urn:schemas-microsoft-com:office:word" xmlns:w="http://schemas.openxmlformats.org/wordprocessingml/2006/main" xmlns:w14="http://schemas.microsoft.com/office/word/2010/wordml" xmlns:w15="http://schemas.microsoft.com/office/word/2012/wordml" xmlns:w16cex="http://schemas.microsoft.com/office/word/2018/wordml/cex" xmlns:w16cid="http://schemas.microsoft.com/office/word/2016/wordml/cid" xmlns:w16="http://schemas.microsoft.com/office/word/2018/wordml" xmlns:w16sdtdh="http://schemas.microsoft.com/office/word/2020/wordml/sdtdatahash" xmlns:w16sdtfl="http://schemas.microsoft.com/office/word/2024/wordml/sdtformatlock" xmlns:w16se="http://schemas.microsoft.com/office/word/2015/wordml/symex" xmlns:w16du="http://schemas.microsoft.com/office/word/2023/wordml/word16du" xmlns:wne="http://schemas.microsoft.com/office/word/2006/wordml" mc:Ignorable="w14 w15 w16se w16cid w16 w16cex w16sdtdh w16sdtfl w16du wp14">
   <w:p>
     <w:pPr>
       <w:pStyle w:val="Header"/>
@@ -2920,7 +4096,7 @@
               <v:stroke joinstyle="miter"/>
               <v:path gradientshapeok="t" o:connecttype="rect"/>
             </v:shapetype>
-            <v:shape id="Text Box 3" o:spid="_x0000_s1027" type="#_x0000_t202" alt=" " style="position:absolute;margin-left:0;margin-top:0;width:22.25pt;height:25.6pt;z-index:251660288;visibility:visible;mso-wrap-style:none;mso-wrap-distance-left:0;mso-wrap-distance-top:0;mso-wrap-distance-right:0;mso-wrap-distance-bottom:0;mso-position-horizontal:left;mso-position-horizontal-relative:page;mso-position-vertical:top;mso-position-vertical-relative:page;v-text-anchor:top" o:gfxdata="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" filled="f" stroked="f">
+            <v:shape id="Text Box 3" o:spid="_x0000_s1027" type="#_x0000_t202" alt=" " style="position:absolute;margin-left:0;margin-top:0;width:22.25pt;height:25.6pt;z-index:251660288;visibility:visible;mso-wrap-style:none;mso-wrap-distance-left:0;mso-wrap-distance-top:0;mso-wrap-distance-right:0;mso-wrap-distance-bottom:0;mso-position-horizontal:left;mso-position-horizontal-relative:page;mso-position-vertical:top;mso-position-vertical-relative:page;v-text-anchor:top" o:gfxdata="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" filled="f" stroked="f">
               <v:textbox style="mso-fit-shape-to-text:t" inset="20pt,15pt,0,0">
                 <w:txbxContent>
                   <w:p>
@@ -2958,7 +4134,7 @@
 </file>
 
 <file path=word/header3.xml><?xml version="1.0" encoding="utf-8"?>
-<w:hdr xmlns:wpc="http://schemas.microsoft.com/office/word/2010/wordprocessingCanvas" xmlns:cx="http://schemas.microsoft.com/office/drawing/2014/chartex" xmlns:cx1="http://schemas.microsoft.com/office/drawing/2015/9/8/chartex" xmlns:cx2="http://schemas.microsoft.com/office/drawing/2015/10/21/chartex" xmlns:cx3="http://schemas.microsoft.com/office/drawing/2016/5/9/chartex" xmlns:cx4="http://schemas.microsoft.com/office/drawing/2016/5/10/chartex" xmlns:cx5="http://schemas.microsoft.com/office/drawing/2016/5/11/chartex" xmlns:cx6="http://schemas.microsoft.com/office/drawing/2016/5/12/chartex" xmlns:cx7="http://schemas.microsoft.com/office/drawing/2016/5/13/chartex" xmlns:cx8="http://schemas.microsoft.com/office/drawing/2016/5/14/chartex" xmlns:mc="http://schemas.openxmlformats.org/markup-compatibility/2006" xmlns:aink="http://schemas.microsoft.com/office/drawing/2016/ink" xmlns:am3d="http://schemas.microsoft.com/office/drawing/2017/model3d" xmlns:o="urn:schemas-microsoft-com:office:office" xmlns:oel="http://schemas.microsoft.com/office/2019/extlst" xmlns:r="http://schemas.openxmlformats.org/officeDocument/2006/relationships" xmlns:m="http://schemas.openxmlformats.org/officeDocument/2006/math" xmlns:v="urn:schemas-microsoft-com:vml" xmlns:wp14="http://schemas.microsoft.com/office/word/2010/wordprocessingDrawing" xmlns:wp="http://schemas.openxmlformats.org/drawingml/2006/wordprocessingDrawing" xmlns:w10="urn:schemas-microsoft-com:office:word" xmlns:w="http://schemas.openxmlformats.org/wordprocessingml/2006/main" xmlns:w14="http://schemas.microsoft.com/office/word/2010/wordml" xmlns:w15="http://schemas.microsoft.com/office/word/2012/wordml" xmlns:w16cex="http://schemas.microsoft.com/office/word/2018/wordml/cex" xmlns:w16cid="http://schemas.microsoft.com/office/word/2016/wordml/cid" xmlns:w16="http://schemas.microsoft.com/office/word/2018/wordml" xmlns:w16du="http://schemas.microsoft.com/office/word/2023/wordml/word16du" xmlns:w16sdtdh="http://schemas.microsoft.com/office/word/2020/wordml/sdtdatahash" xmlns:w16sdtfl="http://schemas.microsoft.com/office/word/2024/wordml/sdtformatlock" xmlns:w16se="http://schemas.microsoft.com/office/word/2015/wordml/symex" xmlns:wpg="http://schemas.microsoft.com/office/word/2010/wordprocessingGroup" xmlns:wpi="http://schemas.microsoft.com/office/word/2010/wordprocessingInk" xmlns:wne="http://schemas.microsoft.com/office/word/2006/wordml" xmlns:wps="http://schemas.microsoft.com/office/word/2010/wordprocessingShape" mc:Ignorable="w14 w15 w16se w16cid w16 w16cex w16sdtdh w16sdtfl w16du wp14">
+<w:hdr xmlns:wpc="http://schemas.microsoft.com/office/word/2010/wordprocessingCanvas" xmlns:cx="http://schemas.microsoft.com/office/drawing/2014/chartex" xmlns:cx1="http://schemas.microsoft.com/office/drawing/2015/9/8/chartex" xmlns:cx2="http://schemas.microsoft.com/office/drawing/2015/10/21/chartex" xmlns:cx3="http://schemas.microsoft.com/office/drawing/2016/5/9/chartex" xmlns:cx4="http://schemas.microsoft.com/office/drawing/2016/5/10/chartex" xmlns:cx5="http://schemas.microsoft.com/office/drawing/2016/5/11/chartex" xmlns:cx6="http://schemas.microsoft.com/office/drawing/2016/5/12/chartex" xmlns:cx7="http://schemas.microsoft.com/office/drawing/2016/5/13/chartex" xmlns:cx8="http://schemas.microsoft.com/office/drawing/2016/5/14/chartex" xmlns:mc="http://schemas.openxmlformats.org/markup-compatibility/2006" xmlns:m="http://schemas.openxmlformats.org/officeDocument/2006/math" xmlns:aink="http://schemas.microsoft.com/office/drawing/2016/ink" xmlns:am3d="http://schemas.microsoft.com/office/drawing/2017/model3d" xmlns:oel="http://schemas.microsoft.com/office/2019/extlst" xmlns:r="http://schemas.openxmlformats.org/officeDocument/2006/relationships" xmlns:wp14="http://schemas.microsoft.com/office/word/2010/wordprocessingDrawing" xmlns:wp="http://schemas.openxmlformats.org/drawingml/2006/wordprocessingDrawing" xmlns:wpg="http://schemas.microsoft.com/office/word/2010/wordprocessingGroup" xmlns:wpi="http://schemas.microsoft.com/office/word/2010/wordprocessingInk" xmlns:wps="http://schemas.microsoft.com/office/word/2010/wordprocessingShape" xmlns:o="urn:schemas-microsoft-com:office:office" xmlns:v="urn:schemas-microsoft-com:vml" xmlns:w10="urn:schemas-microsoft-com:office:word" xmlns:w="http://schemas.openxmlformats.org/wordprocessingml/2006/main" xmlns:w14="http://schemas.microsoft.com/office/word/2010/wordml" xmlns:w15="http://schemas.microsoft.com/office/word/2012/wordml" xmlns:w16cex="http://schemas.microsoft.com/office/word/2018/wordml/cex" xmlns:w16cid="http://schemas.microsoft.com/office/word/2016/wordml/cid" xmlns:w16="http://schemas.microsoft.com/office/word/2018/wordml" xmlns:w16sdtdh="http://schemas.microsoft.com/office/word/2020/wordml/sdtdatahash" xmlns:w16sdtfl="http://schemas.microsoft.com/office/word/2024/wordml/sdtformatlock" xmlns:w16se="http://schemas.microsoft.com/office/word/2015/wordml/symex" xmlns:w16du="http://schemas.microsoft.com/office/word/2023/wordml/word16du" xmlns:wne="http://schemas.microsoft.com/office/word/2006/wordml" mc:Ignorable="w14 w15 w16se w16cid w16 w16cex w16sdtdh w16sdtfl w16du wp14">
   <w:p>
     <w:pPr>
       <w:pStyle w:val="Header"/>
@@ -3050,7 +4226,7 @@
               <v:stroke joinstyle="miter"/>
               <v:path gradientshapeok="t" o:connecttype="rect"/>
             </v:shapetype>
-            <v:shape id="Text Box 1" o:spid="_x0000_s1028" type="#_x0000_t202" alt=" " style="position:absolute;margin-left:0;margin-top:0;width:22.25pt;height:25.6pt;z-index:251658240;visibility:visible;mso-wrap-style:none;mso-wrap-distance-left:0;mso-wrap-distance-top:0;mso-wrap-distance-right:0;mso-wrap-distance-bottom:0;mso-position-horizontal:left;mso-position-horizontal-relative:page;mso-position-vertical:top;mso-position-vertical-relative:page;v-text-anchor:top" o:gfxdata="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" filled="f" stroked="f">
+            <v:shape id="Text Box 1" o:spid="_x0000_s1028" type="#_x0000_t202" alt=" " style="position:absolute;margin-left:0;margin-top:0;width:22.25pt;height:25.6pt;z-index:251658240;visibility:visible;mso-wrap-style:none;mso-wrap-distance-left:0;mso-wrap-distance-top:0;mso-wrap-distance-right:0;mso-wrap-distance-bottom:0;mso-position-horizontal:left;mso-position-horizontal-relative:page;mso-position-vertical:top;mso-position-vertical-relative:page;v-text-anchor:top" o:gfxdata="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" filled="f" stroked="f">
               <v:textbox style="mso-fit-shape-to-text:t" inset="20pt,15pt,0,0">
                 <w:txbxContent>
                   <w:p>
@@ -3088,7 +4264,7 @@
 </file>
 
 <file path=word/numbering.xml><?xml version="1.0" encoding="utf-8"?>
-<w:numbering xmlns:wpc="http://schemas.microsoft.com/office/word/2010/wordprocessingCanvas" xmlns:cx="http://schemas.microsoft.com/office/drawing/2014/chartex" xmlns:cx1="http://schemas.microsoft.com/office/drawing/2015/9/8/chartex" xmlns:cx2="http://schemas.microsoft.com/office/drawing/2015/10/21/chartex" xmlns:cx3="http://schemas.microsoft.com/office/drawing/2016/5/9/chartex" xmlns:cx4="http://schemas.microsoft.com/office/drawing/2016/5/10/chartex" xmlns:cx5="http://schemas.microsoft.com/office/drawing/2016/5/11/chartex" xmlns:cx6="http://schemas.microsoft.com/office/drawing/2016/5/12/chartex" xmlns:cx7="http://schemas.microsoft.com/office/drawing/2016/5/13/chartex" xmlns:cx8="http://schemas.microsoft.com/office/drawing/2016/5/14/chartex" xmlns:mc="http://schemas.openxmlformats.org/markup-compatibility/2006" xmlns:aink="http://schemas.microsoft.com/office/drawing/2016/ink" xmlns:am3d="http://schemas.microsoft.com/office/drawing/2017/model3d" xmlns:o="urn:schemas-microsoft-com:office:office" xmlns:oel="http://schemas.microsoft.com/office/2019/extlst" xmlns:r="http://schemas.openxmlformats.org/officeDocument/2006/relationships" xmlns:m="http://schemas.openxmlformats.org/officeDocument/2006/math" xmlns:v="urn:schemas-microsoft-com:vml" xmlns:wp14="http://schemas.microsoft.com/office/word/2010/wordprocessingDrawing" xmlns:wp="http://schemas.openxmlformats.org/drawingml/2006/wordprocessingDrawing" xmlns:w10="urn:schemas-microsoft-com:office:word" xmlns:w="http://schemas.openxmlformats.org/wordprocessingml/2006/main" xmlns:w14="http://schemas.microsoft.com/office/word/2010/wordml" xmlns:w15="http://schemas.microsoft.com/office/word/2012/wordml" xmlns:w16cex="http://schemas.microsoft.com/office/word/2018/wordml/cex" xmlns:w16cid="http://schemas.microsoft.com/office/word/2016/wordml/cid" xmlns:w16="http://schemas.microsoft.com/office/word/2018/wordml" xmlns:w16du="http://schemas.microsoft.com/office/word/2023/wordml/word16du" xmlns:w16sdtdh="http://schemas.microsoft.com/office/word/2020/wordml/sdtdatahash" xmlns:w16sdtfl="http://schemas.microsoft.com/office/word/2024/wordml/sdtformatlock" xmlns:w16se="http://schemas.microsoft.com/office/word/2015/wordml/symex" xmlns:wpg="http://schemas.microsoft.com/office/word/2010/wordprocessingGroup" xmlns:wpi="http://schemas.microsoft.com/office/word/2010/wordprocessingInk" xmlns:wne="http://schemas.microsoft.com/office/word/2006/wordml" xmlns:wps="http://schemas.microsoft.com/office/word/2010/wordprocessingShape" mc:Ignorable="w14 w15 w16se w16cid w16 w16cex w16sdtdh w16sdtfl w16du wp14">
+<w:numbering xmlns:wpc="http://schemas.microsoft.com/office/word/2010/wordprocessingCanvas" xmlns:cx="http://schemas.microsoft.com/office/drawing/2014/chartex" xmlns:cx1="http://schemas.microsoft.com/office/drawing/2015/9/8/chartex" xmlns:cx2="http://schemas.microsoft.com/office/drawing/2015/10/21/chartex" xmlns:cx3="http://schemas.microsoft.com/office/drawing/2016/5/9/chartex" xmlns:cx4="http://schemas.microsoft.com/office/drawing/2016/5/10/chartex" xmlns:cx5="http://schemas.microsoft.com/office/drawing/2016/5/11/chartex" xmlns:cx6="http://schemas.microsoft.com/office/drawing/2016/5/12/chartex" xmlns:cx7="http://schemas.microsoft.com/office/drawing/2016/5/13/chartex" xmlns:cx8="http://schemas.microsoft.com/office/drawing/2016/5/14/chartex" xmlns:mc="http://schemas.openxmlformats.org/markup-compatibility/2006" xmlns:m="http://schemas.openxmlformats.org/officeDocument/2006/math" xmlns:aink="http://schemas.microsoft.com/office/drawing/2016/ink" xmlns:am3d="http://schemas.microsoft.com/office/drawing/2017/model3d" xmlns:oel="http://schemas.microsoft.com/office/2019/extlst" xmlns:r="http://schemas.openxmlformats.org/officeDocument/2006/relationships" xmlns:wp14="http://schemas.microsoft.com/office/word/2010/wordprocessingDrawing" xmlns:wp="http://schemas.openxmlformats.org/drawingml/2006/wordprocessingDrawing" xmlns:wpg="http://schemas.microsoft.com/office/word/2010/wordprocessingGroup" xmlns:wpi="http://schemas.microsoft.com/office/word/2010/wordprocessingInk" xmlns:wps="http://schemas.microsoft.com/office/word/2010/wordprocessingShape" xmlns:o="urn:schemas-microsoft-com:office:office" xmlns:v="urn:schemas-microsoft-com:vml" xmlns:w10="urn:schemas-microsoft-com:office:word" xmlns:w="http://schemas.openxmlformats.org/wordprocessingml/2006/main" xmlns:w14="http://schemas.microsoft.com/office/word/2010/wordml" xmlns:w15="http://schemas.microsoft.com/office/word/2012/wordml" xmlns:w16cex="http://schemas.microsoft.com/office/word/2018/wordml/cex" xmlns:w16cid="http://schemas.microsoft.com/office/word/2016/wordml/cid" xmlns:w16="http://schemas.microsoft.com/office/word/2018/wordml" xmlns:w16sdtdh="http://schemas.microsoft.com/office/word/2020/wordml/sdtdatahash" xmlns:w16sdtfl="http://schemas.microsoft.com/office/word/2024/wordml/sdtformatlock" xmlns:w16se="http://schemas.microsoft.com/office/word/2015/wordml/symex" xmlns:w16du="http://schemas.microsoft.com/office/word/2023/wordml/word16du" xmlns:wne="http://schemas.microsoft.com/office/word/2006/wordml" mc:Ignorable="w14 w15 w16se w16cid w16 w16cex w16sdtdh w16sdtfl w16du wp14">
   <w:abstractNum w:abstractNumId="0" w15:restartNumberingAfterBreak="0">
     <w:nsid w:val="FFFFFF7C"/>
     <w:multiLevelType w:val="singleLevel"/>
@@ -3261,6 +4437,155 @@
     </w:lvl>
   </w:abstractNum>
   <w:abstractNum w:abstractNumId="9" w15:restartNumberingAfterBreak="0">
+    <w:nsid w:val="092869A3"/>
+    <w:multiLevelType w:val="multilevel"/>
+    <w:tmpl w:val="DF427802"/>
+    <w:lvl w:ilvl="0">
+      <w:start w:val="1"/>
+      <w:numFmt w:val="bullet"/>
+      <w:lvlText w:val=""/>
+      <w:lvlJc w:val="left"/>
+      <w:pPr>
+        <w:tabs>
+          <w:tab w:val="num" w:pos="720"/>
+        </w:tabs>
+        <w:ind w:left="720" w:hanging="360"/>
+      </w:pPr>
+      <w:rPr>
+        <w:rFonts w:ascii="Symbol" w:hAnsi="Symbol" w:hint="default"/>
+        <w:sz w:val="20"/>
+      </w:rPr>
+    </w:lvl>
+    <w:lvl w:ilvl="1" w:tentative="1">
+      <w:start w:val="1"/>
+      <w:numFmt w:val="bullet"/>
+      <w:lvlText w:val="o"/>
+      <w:lvlJc w:val="left"/>
+      <w:pPr>
+        <w:tabs>
+          <w:tab w:val="num" w:pos="1440"/>
+        </w:tabs>
+        <w:ind w:left="1440" w:hanging="360"/>
+      </w:pPr>
+      <w:rPr>
+        <w:rFonts w:ascii="Courier New" w:hAnsi="Courier New" w:hint="default"/>
+        <w:sz w:val="20"/>
+      </w:rPr>
+    </w:lvl>
+    <w:lvl w:ilvl="2" w:tentative="1">
+      <w:start w:val="1"/>
+      <w:numFmt w:val="bullet"/>
+      <w:lvlText w:val=""/>
+      <w:lvlJc w:val="left"/>
+      <w:pPr>
+        <w:tabs>
+          <w:tab w:val="num" w:pos="2160"/>
+        </w:tabs>
+        <w:ind w:left="2160" w:hanging="360"/>
+      </w:pPr>
+      <w:rPr>
+        <w:rFonts w:ascii="Wingdings" w:hAnsi="Wingdings" w:hint="default"/>
+        <w:sz w:val="20"/>
+      </w:rPr>
+    </w:lvl>
+    <w:lvl w:ilvl="3" w:tentative="1">
+      <w:start w:val="1"/>
+      <w:numFmt w:val="bullet"/>
+      <w:lvlText w:val=""/>
+      <w:lvlJc w:val="left"/>
+      <w:pPr>
+        <w:tabs>
+          <w:tab w:val="num" w:pos="2880"/>
+        </w:tabs>
+        <w:ind w:left="2880" w:hanging="360"/>
+      </w:pPr>
+      <w:rPr>
+        <w:rFonts w:ascii="Wingdings" w:hAnsi="Wingdings" w:hint="default"/>
+        <w:sz w:val="20"/>
+      </w:rPr>
+    </w:lvl>
+    <w:lvl w:ilvl="4" w:tentative="1">
+      <w:start w:val="1"/>
+      <w:numFmt w:val="bullet"/>
+      <w:lvlText w:val=""/>
+      <w:lvlJc w:val="left"/>
+      <w:pPr>
+        <w:tabs>
+          <w:tab w:val="num" w:pos="3600"/>
+        </w:tabs>
+        <w:ind w:left="3600" w:hanging="360"/>
+      </w:pPr>
+      <w:rPr>
+        <w:rFonts w:ascii="Wingdings" w:hAnsi="Wingdings" w:hint="default"/>
+        <w:sz w:val="20"/>
+      </w:rPr>
+    </w:lvl>
+    <w:lvl w:ilvl="5" w:tentative="1">
+      <w:start w:val="1"/>
+      <w:numFmt w:val="bullet"/>
+      <w:lvlText w:val=""/>
+      <w:lvlJc w:val="left"/>
+      <w:pPr>
+        <w:tabs>
+          <w:tab w:val="num" w:pos="4320"/>
+        </w:tabs>
+        <w:ind w:left="4320" w:hanging="360"/>
+      </w:pPr>
+      <w:rPr>
+        <w:rFonts w:ascii="Wingdings" w:hAnsi="Wingdings" w:hint="default"/>
+        <w:sz w:val="20"/>
+      </w:rPr>
+    </w:lvl>
+    <w:lvl w:ilvl="6" w:tentative="1">
+      <w:start w:val="1"/>
+      <w:numFmt w:val="bullet"/>
+      <w:lvlText w:val=""/>
+      <w:lvlJc w:val="left"/>
+      <w:pPr>
+        <w:tabs>
+          <w:tab w:val="num" w:pos="5040"/>
+        </w:tabs>
+        <w:ind w:left="5040" w:hanging="360"/>
+      </w:pPr>
+      <w:rPr>
+        <w:rFonts w:ascii="Wingdings" w:hAnsi="Wingdings" w:hint="default"/>
+        <w:sz w:val="20"/>
+      </w:rPr>
+    </w:lvl>
+    <w:lvl w:ilvl="7" w:tentative="1">
+      <w:start w:val="1"/>
+      <w:numFmt w:val="bullet"/>
+      <w:lvlText w:val=""/>
+      <w:lvlJc w:val="left"/>
+      <w:pPr>
+        <w:tabs>
+          <w:tab w:val="num" w:pos="5760"/>
+        </w:tabs>
+        <w:ind w:left="5760" w:hanging="360"/>
+      </w:pPr>
+      <w:rPr>
+        <w:rFonts w:ascii="Wingdings" w:hAnsi="Wingdings" w:hint="default"/>
+        <w:sz w:val="20"/>
+      </w:rPr>
+    </w:lvl>
+    <w:lvl w:ilvl="8" w:tentative="1">
+      <w:start w:val="1"/>
+      <w:numFmt w:val="bullet"/>
+      <w:lvlText w:val=""/>
+      <w:lvlJc w:val="left"/>
+      <w:pPr>
+        <w:tabs>
+          <w:tab w:val="num" w:pos="6480"/>
+        </w:tabs>
+        <w:ind w:left="6480" w:hanging="360"/>
+      </w:pPr>
+      <w:rPr>
+        <w:rFonts w:ascii="Wingdings" w:hAnsi="Wingdings" w:hint="default"/>
+        <w:sz w:val="20"/>
+      </w:rPr>
+    </w:lvl>
+  </w:abstractNum>
+  <w:abstractNum w:abstractNumId="10" w15:restartNumberingAfterBreak="0">
     <w:nsid w:val="0D547D4A"/>
     <w:multiLevelType w:val="multilevel"/>
     <w:tmpl w:val="9F3C2A74"/>
@@ -3409,7 +4734,156 @@
       </w:rPr>
     </w:lvl>
   </w:abstractNum>
-  <w:abstractNum w:abstractNumId="10" w15:restartNumberingAfterBreak="0">
+  <w:abstractNum w:abstractNumId="11" w15:restartNumberingAfterBreak="0">
+    <w:nsid w:val="1B7E754D"/>
+    <w:multiLevelType w:val="multilevel"/>
+    <w:tmpl w:val="AA2869E6"/>
+    <w:lvl w:ilvl="0">
+      <w:start w:val="1"/>
+      <w:numFmt w:val="bullet"/>
+      <w:lvlText w:val=""/>
+      <w:lvlJc w:val="left"/>
+      <w:pPr>
+        <w:tabs>
+          <w:tab w:val="num" w:pos="720"/>
+        </w:tabs>
+        <w:ind w:left="720" w:hanging="360"/>
+      </w:pPr>
+      <w:rPr>
+        <w:rFonts w:ascii="Symbol" w:hAnsi="Symbol" w:hint="default"/>
+        <w:sz w:val="20"/>
+      </w:rPr>
+    </w:lvl>
+    <w:lvl w:ilvl="1" w:tentative="1">
+      <w:start w:val="1"/>
+      <w:numFmt w:val="bullet"/>
+      <w:lvlText w:val="o"/>
+      <w:lvlJc w:val="left"/>
+      <w:pPr>
+        <w:tabs>
+          <w:tab w:val="num" w:pos="1440"/>
+        </w:tabs>
+        <w:ind w:left="1440" w:hanging="360"/>
+      </w:pPr>
+      <w:rPr>
+        <w:rFonts w:ascii="Courier New" w:hAnsi="Courier New" w:hint="default"/>
+        <w:sz w:val="20"/>
+      </w:rPr>
+    </w:lvl>
+    <w:lvl w:ilvl="2" w:tentative="1">
+      <w:start w:val="1"/>
+      <w:numFmt w:val="bullet"/>
+      <w:lvlText w:val=""/>
+      <w:lvlJc w:val="left"/>
+      <w:pPr>
+        <w:tabs>
+          <w:tab w:val="num" w:pos="2160"/>
+        </w:tabs>
+        <w:ind w:left="2160" w:hanging="360"/>
+      </w:pPr>
+      <w:rPr>
+        <w:rFonts w:ascii="Wingdings" w:hAnsi="Wingdings" w:hint="default"/>
+        <w:sz w:val="20"/>
+      </w:rPr>
+    </w:lvl>
+    <w:lvl w:ilvl="3" w:tentative="1">
+      <w:start w:val="1"/>
+      <w:numFmt w:val="bullet"/>
+      <w:lvlText w:val=""/>
+      <w:lvlJc w:val="left"/>
+      <w:pPr>
+        <w:tabs>
+          <w:tab w:val="num" w:pos="2880"/>
+        </w:tabs>
+        <w:ind w:left="2880" w:hanging="360"/>
+      </w:pPr>
+      <w:rPr>
+        <w:rFonts w:ascii="Wingdings" w:hAnsi="Wingdings" w:hint="default"/>
+        <w:sz w:val="20"/>
+      </w:rPr>
+    </w:lvl>
+    <w:lvl w:ilvl="4" w:tentative="1">
+      <w:start w:val="1"/>
+      <w:numFmt w:val="bullet"/>
+      <w:lvlText w:val=""/>
+      <w:lvlJc w:val="left"/>
+      <w:pPr>
+        <w:tabs>
+          <w:tab w:val="num" w:pos="3600"/>
+        </w:tabs>
+        <w:ind w:left="3600" w:hanging="360"/>
+      </w:pPr>
+      <w:rPr>
+        <w:rFonts w:ascii="Wingdings" w:hAnsi="Wingdings" w:hint="default"/>
+        <w:sz w:val="20"/>
+      </w:rPr>
+    </w:lvl>
+    <w:lvl w:ilvl="5" w:tentative="1">
+      <w:start w:val="1"/>
+      <w:numFmt w:val="bullet"/>
+      <w:lvlText w:val=""/>
+      <w:lvlJc w:val="left"/>
+      <w:pPr>
+        <w:tabs>
+          <w:tab w:val="num" w:pos="4320"/>
+        </w:tabs>
+        <w:ind w:left="4320" w:hanging="360"/>
+      </w:pPr>
+      <w:rPr>
+        <w:rFonts w:ascii="Wingdings" w:hAnsi="Wingdings" w:hint="default"/>
+        <w:sz w:val="20"/>
+      </w:rPr>
+    </w:lvl>
+    <w:lvl w:ilvl="6" w:tentative="1">
+      <w:start w:val="1"/>
+      <w:numFmt w:val="bullet"/>
+      <w:lvlText w:val=""/>
+      <w:lvlJc w:val="left"/>
+      <w:pPr>
+        <w:tabs>
+          <w:tab w:val="num" w:pos="5040"/>
+        </w:tabs>
+        <w:ind w:left="5040" w:hanging="360"/>
+      </w:pPr>
+      <w:rPr>
+        <w:rFonts w:ascii="Wingdings" w:hAnsi="Wingdings" w:hint="default"/>
+        <w:sz w:val="20"/>
+      </w:rPr>
+    </w:lvl>
+    <w:lvl w:ilvl="7" w:tentative="1">
+      <w:start w:val="1"/>
+      <w:numFmt w:val="bullet"/>
+      <w:lvlText w:val=""/>
+      <w:lvlJc w:val="left"/>
+      <w:pPr>
+        <w:tabs>
+          <w:tab w:val="num" w:pos="5760"/>
+        </w:tabs>
+        <w:ind w:left="5760" w:hanging="360"/>
+      </w:pPr>
+      <w:rPr>
+        <w:rFonts w:ascii="Wingdings" w:hAnsi="Wingdings" w:hint="default"/>
+        <w:sz w:val="20"/>
+      </w:rPr>
+    </w:lvl>
+    <w:lvl w:ilvl="8" w:tentative="1">
+      <w:start w:val="1"/>
+      <w:numFmt w:val="bullet"/>
+      <w:lvlText w:val=""/>
+      <w:lvlJc w:val="left"/>
+      <w:pPr>
+        <w:tabs>
+          <w:tab w:val="num" w:pos="6480"/>
+        </w:tabs>
+        <w:ind w:left="6480" w:hanging="360"/>
+      </w:pPr>
+      <w:rPr>
+        <w:rFonts w:ascii="Wingdings" w:hAnsi="Wingdings" w:hint="default"/>
+        <w:sz w:val="20"/>
+      </w:rPr>
+    </w:lvl>
+  </w:abstractNum>
+  <w:abstractNum w:abstractNumId="12" w15:restartNumberingAfterBreak="0">
     <w:nsid w:val="22EB3A11"/>
     <w:multiLevelType w:val="multilevel"/>
     <w:tmpl w:val="DC90425A"/>
@@ -3558,7 +5032,7 @@
       </w:rPr>
     </w:lvl>
   </w:abstractNum>
-  <w:abstractNum w:abstractNumId="11" w15:restartNumberingAfterBreak="0">
+  <w:abstractNum w:abstractNumId="13" w15:restartNumberingAfterBreak="0">
     <w:nsid w:val="25961B8E"/>
     <w:multiLevelType w:val="multilevel"/>
     <w:tmpl w:val="9D9283AE"/>
@@ -3707,7 +5181,156 @@
       </w:rPr>
     </w:lvl>
   </w:abstractNum>
-  <w:abstractNum w:abstractNumId="12" w15:restartNumberingAfterBreak="0">
+  <w:abstractNum w:abstractNumId="14" w15:restartNumberingAfterBreak="0">
+    <w:nsid w:val="33C83A4C"/>
+    <w:multiLevelType w:val="multilevel"/>
+    <w:tmpl w:val="648A9654"/>
+    <w:lvl w:ilvl="0">
+      <w:start w:val="1"/>
+      <w:numFmt w:val="bullet"/>
+      <w:lvlText w:val=""/>
+      <w:lvlJc w:val="left"/>
+      <w:pPr>
+        <w:tabs>
+          <w:tab w:val="num" w:pos="720"/>
+        </w:tabs>
+        <w:ind w:left="720" w:hanging="360"/>
+      </w:pPr>
+      <w:rPr>
+        <w:rFonts w:ascii="Symbol" w:hAnsi="Symbol" w:hint="default"/>
+        <w:sz w:val="20"/>
+      </w:rPr>
+    </w:lvl>
+    <w:lvl w:ilvl="1" w:tentative="1">
+      <w:start w:val="1"/>
+      <w:numFmt w:val="bullet"/>
+      <w:lvlText w:val="o"/>
+      <w:lvlJc w:val="left"/>
+      <w:pPr>
+        <w:tabs>
+          <w:tab w:val="num" w:pos="1440"/>
+        </w:tabs>
+        <w:ind w:left="1440" w:hanging="360"/>
+      </w:pPr>
+      <w:rPr>
+        <w:rFonts w:ascii="Courier New" w:hAnsi="Courier New" w:hint="default"/>
+        <w:sz w:val="20"/>
+      </w:rPr>
+    </w:lvl>
+    <w:lvl w:ilvl="2" w:tentative="1">
+      <w:start w:val="1"/>
+      <w:numFmt w:val="bullet"/>
+      <w:lvlText w:val=""/>
+      <w:lvlJc w:val="left"/>
+      <w:pPr>
+        <w:tabs>
+          <w:tab w:val="num" w:pos="2160"/>
+        </w:tabs>
+        <w:ind w:left="2160" w:hanging="360"/>
+      </w:pPr>
+      <w:rPr>
+        <w:rFonts w:ascii="Wingdings" w:hAnsi="Wingdings" w:hint="default"/>
+        <w:sz w:val="20"/>
+      </w:rPr>
+    </w:lvl>
+    <w:lvl w:ilvl="3" w:tentative="1">
+      <w:start w:val="1"/>
+      <w:numFmt w:val="bullet"/>
+      <w:lvlText w:val=""/>
+      <w:lvlJc w:val="left"/>
+      <w:pPr>
+        <w:tabs>
+          <w:tab w:val="num" w:pos="2880"/>
+        </w:tabs>
+        <w:ind w:left="2880" w:hanging="360"/>
+      </w:pPr>
+      <w:rPr>
+        <w:rFonts w:ascii="Wingdings" w:hAnsi="Wingdings" w:hint="default"/>
+        <w:sz w:val="20"/>
+      </w:rPr>
+    </w:lvl>
+    <w:lvl w:ilvl="4" w:tentative="1">
+      <w:start w:val="1"/>
+      <w:numFmt w:val="bullet"/>
+      <w:lvlText w:val=""/>
+      <w:lvlJc w:val="left"/>
+      <w:pPr>
+        <w:tabs>
+          <w:tab w:val="num" w:pos="3600"/>
+        </w:tabs>
+        <w:ind w:left="3600" w:hanging="360"/>
+      </w:pPr>
+      <w:rPr>
+        <w:rFonts w:ascii="Wingdings" w:hAnsi="Wingdings" w:hint="default"/>
+        <w:sz w:val="20"/>
+      </w:rPr>
+    </w:lvl>
+    <w:lvl w:ilvl="5" w:tentative="1">
+      <w:start w:val="1"/>
+      <w:numFmt w:val="bullet"/>
+      <w:lvlText w:val=""/>
+      <w:lvlJc w:val="left"/>
+      <w:pPr>
+        <w:tabs>
+          <w:tab w:val="num" w:pos="4320"/>
+        </w:tabs>
+        <w:ind w:left="4320" w:hanging="360"/>
+      </w:pPr>
+      <w:rPr>
+        <w:rFonts w:ascii="Wingdings" w:hAnsi="Wingdings" w:hint="default"/>
+        <w:sz w:val="20"/>
+      </w:rPr>
+    </w:lvl>
+    <w:lvl w:ilvl="6" w:tentative="1">
+      <w:start w:val="1"/>
+      <w:numFmt w:val="bullet"/>
+      <w:lvlText w:val=""/>
+      <w:lvlJc w:val="left"/>
+      <w:pPr>
+        <w:tabs>
+          <w:tab w:val="num" w:pos="5040"/>
+        </w:tabs>
+        <w:ind w:left="5040" w:hanging="360"/>
+      </w:pPr>
+      <w:rPr>
+        <w:rFonts w:ascii="Wingdings" w:hAnsi="Wingdings" w:hint="default"/>
+        <w:sz w:val="20"/>
+      </w:rPr>
+    </w:lvl>
+    <w:lvl w:ilvl="7" w:tentative="1">
+      <w:start w:val="1"/>
+      <w:numFmt w:val="bullet"/>
+      <w:lvlText w:val=""/>
+      <w:lvlJc w:val="left"/>
+      <w:pPr>
+        <w:tabs>
+          <w:tab w:val="num" w:pos="5760"/>
+        </w:tabs>
+        <w:ind w:left="5760" w:hanging="360"/>
+      </w:pPr>
+      <w:rPr>
+        <w:rFonts w:ascii="Wingdings" w:hAnsi="Wingdings" w:hint="default"/>
+        <w:sz w:val="20"/>
+      </w:rPr>
+    </w:lvl>
+    <w:lvl w:ilvl="8" w:tentative="1">
+      <w:start w:val="1"/>
+      <w:numFmt w:val="bullet"/>
+      <w:lvlText w:val=""/>
+      <w:lvlJc w:val="left"/>
+      <w:pPr>
+        <w:tabs>
+          <w:tab w:val="num" w:pos="6480"/>
+        </w:tabs>
+        <w:ind w:left="6480" w:hanging="360"/>
+      </w:pPr>
+      <w:rPr>
+        <w:rFonts w:ascii="Wingdings" w:hAnsi="Wingdings" w:hint="default"/>
+        <w:sz w:val="20"/>
+      </w:rPr>
+    </w:lvl>
+  </w:abstractNum>
+  <w:abstractNum w:abstractNumId="15" w15:restartNumberingAfterBreak="0">
     <w:nsid w:val="6FAB3386"/>
     <w:multiLevelType w:val="multilevel"/>
     <w:tmpl w:val="D7849678"/>
@@ -3884,22 +5507,40 @@
     <w:abstractNumId w:val="0"/>
   </w:num>
   <w:num w:numId="10" w16cid:durableId="536428290">
+    <w:abstractNumId w:val="13"/>
+  </w:num>
+  <w:num w:numId="11" w16cid:durableId="2056275302">
+    <w:abstractNumId w:val="15"/>
+  </w:num>
+  <w:num w:numId="12" w16cid:durableId="1962373001">
+    <w:abstractNumId w:val="10"/>
+  </w:num>
+  <w:num w:numId="13" w16cid:durableId="23756049">
+    <w:abstractNumId w:val="12"/>
+  </w:num>
+  <w:num w:numId="14" w16cid:durableId="2044136608">
     <w:abstractNumId w:val="11"/>
   </w:num>
-  <w:num w:numId="11" w16cid:durableId="2056275302">
-    <w:abstractNumId w:val="12"/>
-  </w:num>
-  <w:num w:numId="12" w16cid:durableId="1962373001">
+  <w:num w:numId="15" w16cid:durableId="793214008">
     <w:abstractNumId w:val="9"/>
   </w:num>
-  <w:num w:numId="13" w16cid:durableId="23756049">
-    <w:abstractNumId w:val="10"/>
+  <w:num w:numId="16" w16cid:durableId="1209878542">
+    <w:abstractNumId w:val="14"/>
+  </w:num>
+  <w:num w:numId="17" w16cid:durableId="1848592302">
+    <w:abstractNumId w:val="8"/>
+  </w:num>
+  <w:num w:numId="18" w16cid:durableId="286592636">
+    <w:abstractNumId w:val="8"/>
+  </w:num>
+  <w:num w:numId="19" w16cid:durableId="279800522">
+    <w:abstractNumId w:val="8"/>
   </w:num>
 </w:numbering>
 </file>
 
 <file path=word/styles.xml><?xml version="1.0" encoding="utf-8"?>
-<w:styles xmlns:mc="http://schemas.openxmlformats.org/markup-compatibility/2006" xmlns:r="http://schemas.openxmlformats.org/officeDocument/2006/relationships" xmlns:w="http://schemas.openxmlformats.org/wordprocessingml/2006/main" xmlns:w14="http://schemas.microsoft.com/office/word/2010/wordml" xmlns:w15="http://schemas.microsoft.com/office/word/2012/wordml" xmlns:w16cex="http://schemas.microsoft.com/office/word/2018/wordml/cex" xmlns:w16cid="http://schemas.microsoft.com/office/word/2016/wordml/cid" xmlns:w16="http://schemas.microsoft.com/office/word/2018/wordml" xmlns:w16du="http://schemas.microsoft.com/office/word/2023/wordml/word16du" xmlns:w16sdtdh="http://schemas.microsoft.com/office/word/2020/wordml/sdtdatahash" xmlns:w16sdtfl="http://schemas.microsoft.com/office/word/2024/wordml/sdtformatlock" xmlns:w16se="http://schemas.microsoft.com/office/word/2015/wordml/symex" mc:Ignorable="w14 w15 w16se w16cid w16 w16cex w16sdtdh w16sdtfl w16du">
+<w:styles xmlns:mc="http://schemas.openxmlformats.org/markup-compatibility/2006" xmlns:r="http://schemas.openxmlformats.org/officeDocument/2006/relationships" xmlns:w="http://schemas.openxmlformats.org/wordprocessingml/2006/main" xmlns:w14="http://schemas.microsoft.com/office/word/2010/wordml" xmlns:w15="http://schemas.microsoft.com/office/word/2012/wordml" xmlns:w16cex="http://schemas.microsoft.com/office/word/2018/wordml/cex" xmlns:w16cid="http://schemas.microsoft.com/office/word/2016/wordml/cid" xmlns:w16="http://schemas.microsoft.com/office/word/2018/wordml" xmlns:w16sdtdh="http://schemas.microsoft.com/office/word/2020/wordml/sdtdatahash" xmlns:w16sdtfl="http://schemas.microsoft.com/office/word/2024/wordml/sdtformatlock" xmlns:w16se="http://schemas.microsoft.com/office/word/2015/wordml/symex" xmlns:w16du="http://schemas.microsoft.com/office/word/2023/wordml/word16du" mc:Ignorable="w14 w15 w16se w16cid w16 w16cex w16sdtdh w16sdtfl w16du">
   <w:docDefaults>
     <w:rPrDefault>
       <w:rPr>
@@ -4503,7 +6144,6 @@
   <w:style w:type="character" w:default="1" w:styleId="DefaultParagraphFont">
     <w:name w:val="Default Paragraph Font"/>
     <w:uiPriority w:val="1"/>
-    <w:semiHidden/>
     <w:unhideWhenUsed/>
   </w:style>
   <w:style w:type="table" w:default="1" w:styleId="TableNormal">
